--- a/public/word-template/surat_permintaan_perpanjangan_penahanan_pertama_30_hari.docx
+++ b/public/word-template/surat_permintaan_perpanjangan_penahanan_pertama_30_hari.docx
@@ -77,7 +77,7 @@
                       <w:lang w:val="en-US"/>
                     </w:rPr>
                     <w:drawing>
-                      <wp:inline distT="0" distB="0" distL="0" distR="0" wp14:anchorId="1D461AF8" wp14:editId="452D2D49">
+                      <wp:inline distT="0" distB="0" distL="0" distR="0" wp14:anchorId="1D461AF8" wp14:editId="25FD01FE">
                         <wp:extent cx="738127" cy="690404"/>
                         <wp:effectExtent l="0" t="0" r="5080" b="0"/>
                         <wp:docPr id="6" name="Picture 6"/>
@@ -828,25 +828,7 @@
                 <w:sz w:val="24"/>
                 <w:szCs w:val="24"/>
               </w:rPr>
-              <w:t xml:space="preserve"> </w:t>
-            </w:r>
-            <w:proofErr w:type="spellStart"/>
-            <w:r>
-              <w:rPr>
-                <w:rFonts w:ascii="Arial Narrow" w:hAnsi="Arial Narrow" w:cs="Times New Roman"/>
-                <w:sz w:val="24"/>
-                <w:szCs w:val="24"/>
-              </w:rPr>
-              <w:t>perpanjangan</w:t>
-            </w:r>
-            <w:proofErr w:type="spellEnd"/>
-            <w:r>
-              <w:rPr>
-                <w:rFonts w:ascii="Arial Narrow" w:hAnsi="Arial Narrow" w:cs="Times New Roman"/>
-                <w:sz w:val="24"/>
-                <w:szCs w:val="24"/>
-              </w:rPr>
-              <w:t xml:space="preserve"> </w:t>
+              <w:t xml:space="preserve"> perpanjangan </w:t>
             </w:r>
             <w:proofErr w:type="spellStart"/>
             <w:r>
@@ -1668,7 +1650,6 @@
               </w:rPr>
             </w:pPr>
             <w:proofErr w:type="spellStart"/>
-            <w:proofErr w:type="gramStart"/>
             <w:r>
               <w:rPr>
                 <w:rFonts w:ascii="Arial Narrow" w:eastAsia="Times New Roman" w:hAnsi="Arial Narrow" w:cs="Times New Roman"/>
@@ -1688,7 +1669,6 @@
               </w:rPr>
               <w:t xml:space="preserve"> :</w:t>
             </w:r>
-            <w:proofErr w:type="gramEnd"/>
           </w:p>
         </w:tc>
       </w:tr>
@@ -5437,25 +5417,7 @@
                 <w:sz w:val="24"/>
                 <w:szCs w:val="24"/>
               </w:rPr>
-              <w:t xml:space="preserve"> di </w:t>
-            </w:r>
-            <w:proofErr w:type="spellStart"/>
-            <w:r>
-              <w:rPr>
-                <w:rFonts w:ascii="Arial Narrow" w:hAnsi="Arial Narrow" w:cs="Times New Roman"/>
-                <w:sz w:val="24"/>
-                <w:szCs w:val="24"/>
-              </w:rPr>
-              <w:t>rutan</w:t>
-            </w:r>
-            <w:proofErr w:type="spellEnd"/>
-            <w:r>
-              <w:rPr>
-                <w:rFonts w:ascii="Arial Narrow" w:hAnsi="Arial Narrow" w:cs="Times New Roman"/>
-                <w:sz w:val="24"/>
-                <w:szCs w:val="24"/>
-              </w:rPr>
-              <w:t xml:space="preserve"> ${</w:t>
+              <w:t xml:space="preserve"> di ${</w:t>
             </w:r>
             <w:proofErr w:type="spellStart"/>
             <w:r>
@@ -5895,7 +5857,6 @@
                     </w:rPr>
                   </w:pPr>
                   <w:proofErr w:type="spellStart"/>
-                  <w:proofErr w:type="gramStart"/>
                   <w:r>
                     <w:rPr>
                       <w:rFonts w:ascii="Arial Narrow" w:hAnsi="Arial Narrow" w:cs="Times New Roman"/>
@@ -5913,7 +5874,6 @@
                     </w:rPr>
                     <w:t xml:space="preserve"> :</w:t>
                   </w:r>
-                  <w:proofErr w:type="gramEnd"/>
                 </w:p>
               </w:tc>
             </w:tr>

--- a/public/word-template/surat_permintaan_perpanjangan_penahanan_pertama_30_hari.docx
+++ b/public/word-template/surat_permintaan_perpanjangan_penahanan_pertama_30_hari.docx
@@ -77,7 +77,7 @@
                       <w:lang w:val="en-US"/>
                     </w:rPr>
                     <w:drawing>
-                      <wp:inline distT="0" distB="0" distL="0" distR="0" wp14:anchorId="1D461AF8" wp14:editId="25FD01FE">
+                      <wp:inline distT="0" distB="0" distL="0" distR="0" wp14:anchorId="1D461AF8" wp14:editId="0CA3AC0C">
                         <wp:extent cx="738127" cy="690404"/>
                         <wp:effectExtent l="0" t="0" r="5080" b="0"/>
                         <wp:docPr id="6" name="Picture 6"/>
@@ -162,25 +162,7 @@
                       <w:sz w:val="24"/>
                       <w:szCs w:val="24"/>
                     </w:rPr>
-                    <w:t>DAERAH ${</w:t>
-                  </w:r>
-                  <w:proofErr w:type="spellStart"/>
-                  <w:r>
-                    <w:rPr>
-                      <w:rFonts w:ascii="Arial Narrow" w:hAnsi="Arial Narrow"/>
-                      <w:sz w:val="24"/>
-                      <w:szCs w:val="24"/>
-                    </w:rPr>
-                    <w:t>daerahPoliceFullName</w:t>
-                  </w:r>
-                  <w:proofErr w:type="spellEnd"/>
-                  <w:r>
-                    <w:rPr>
-                      <w:rFonts w:ascii="Arial Narrow" w:hAnsi="Arial Narrow"/>
-                      <w:sz w:val="24"/>
-                      <w:szCs w:val="24"/>
-                    </w:rPr>
-                    <w:t>}</w:t>
+                    <w:t>DAERAH ${daerahPoliceFullName}</w:t>
                   </w:r>
                 </w:p>
                 <w:p>
@@ -198,25 +180,7 @@
                       <w:sz w:val="24"/>
                       <w:szCs w:val="24"/>
                     </w:rPr>
-                    <w:t>${</w:t>
-                  </w:r>
-                  <w:proofErr w:type="spellStart"/>
-                  <w:r>
-                    <w:rPr>
-                      <w:rFonts w:ascii="Arial Narrow" w:hAnsi="Arial Narrow"/>
-                      <w:sz w:val="24"/>
-                      <w:szCs w:val="24"/>
-                    </w:rPr>
-                    <w:t>resorPoliceFullName</w:t>
-                  </w:r>
-                  <w:proofErr w:type="spellEnd"/>
-                  <w:r>
-                    <w:rPr>
-                      <w:rFonts w:ascii="Arial Narrow" w:hAnsi="Arial Narrow"/>
-                      <w:sz w:val="24"/>
-                      <w:szCs w:val="24"/>
-                    </w:rPr>
-                    <w:t>}</w:t>
+                    <w:t>${resorPoliceFullName}</w:t>
                   </w:r>
                 </w:p>
                 <w:p>
@@ -234,25 +198,7 @@
                       <w:sz w:val="24"/>
                       <w:szCs w:val="24"/>
                     </w:rPr>
-                    <w:t>${</w:t>
-                  </w:r>
-                  <w:proofErr w:type="spellStart"/>
-                  <w:r>
-                    <w:rPr>
-                      <w:rFonts w:ascii="Arial Narrow" w:hAnsi="Arial Narrow"/>
-                      <w:sz w:val="24"/>
-                      <w:szCs w:val="24"/>
-                    </w:rPr>
-                    <w:t>resorPoliceAddress</w:t>
-                  </w:r>
-                  <w:proofErr w:type="spellEnd"/>
-                  <w:r>
-                    <w:rPr>
-                      <w:rFonts w:ascii="Arial Narrow" w:hAnsi="Arial Narrow"/>
-                      <w:sz w:val="24"/>
-                      <w:szCs w:val="24"/>
-                    </w:rPr>
-                    <w:t>}</w:t>
+                    <w:t>${resorPoliceAddress}</w:t>
                   </w:r>
                 </w:p>
               </w:tc>
@@ -322,27 +268,7 @@
                 <w:sz w:val="24"/>
                 <w:szCs w:val="24"/>
               </w:rPr>
-              <w:t>${</w:t>
-            </w:r>
-            <w:proofErr w:type="spellStart"/>
-            <w:r>
-              <w:rPr>
-                <w:rFonts w:ascii="Arial Narrow" w:hAnsi="Arial Narrow" w:cs="Times New Roman"/>
-                <w:color w:val="000000"/>
-                <w:sz w:val="24"/>
-                <w:szCs w:val="24"/>
-              </w:rPr>
-              <w:t>documentLocation</w:t>
-            </w:r>
-            <w:proofErr w:type="spellEnd"/>
-            <w:r>
-              <w:rPr>
-                <w:rFonts w:ascii="Arial Narrow" w:hAnsi="Arial Narrow" w:cs="Times New Roman"/>
-                <w:color w:val="000000"/>
-                <w:sz w:val="24"/>
-                <w:szCs w:val="24"/>
-              </w:rPr>
-              <w:t>}</w:t>
+              <w:t>${documentLocation}</w:t>
             </w:r>
           </w:p>
           <w:p>
@@ -364,27 +290,7 @@
                 <w:sz w:val="24"/>
                 <w:szCs w:val="24"/>
               </w:rPr>
-              <w:t>${</w:t>
-            </w:r>
-            <w:proofErr w:type="spellStart"/>
-            <w:r>
-              <w:rPr>
-                <w:rFonts w:ascii="Arial Narrow" w:hAnsi="Arial Narrow" w:cs="Times New Roman"/>
-                <w:color w:val="000000"/>
-                <w:sz w:val="24"/>
-                <w:szCs w:val="24"/>
-              </w:rPr>
-              <w:t>documentDate</w:t>
-            </w:r>
-            <w:proofErr w:type="spellEnd"/>
-            <w:r>
-              <w:rPr>
-                <w:rFonts w:ascii="Arial Narrow" w:hAnsi="Arial Narrow" w:cs="Times New Roman"/>
-                <w:color w:val="000000"/>
-                <w:sz w:val="24"/>
-                <w:szCs w:val="24"/>
-              </w:rPr>
-              <w:t>}</w:t>
+              <w:t>${documentCity}, ${documentDate}</w:t>
             </w:r>
           </w:p>
         </w:tc>
@@ -486,7 +392,6 @@
                 <w:szCs w:val="24"/>
               </w:rPr>
             </w:pPr>
-            <w:proofErr w:type="spellStart"/>
             <w:r>
               <w:rPr>
                 <w:rFonts w:ascii="Arial Narrow" w:hAnsi="Arial Narrow" w:cs="Times New Roman"/>
@@ -495,7 +400,6 @@
               </w:rPr>
               <w:t>Nomor</w:t>
             </w:r>
-            <w:proofErr w:type="spellEnd"/>
           </w:p>
         </w:tc>
         <w:tc>
@@ -539,25 +443,7 @@
                 <w:sz w:val="24"/>
                 <w:szCs w:val="24"/>
               </w:rPr>
-              <w:t>${</w:t>
-            </w:r>
-            <w:proofErr w:type="spellStart"/>
-            <w:r>
-              <w:rPr>
-                <w:rFonts w:ascii="Arial Narrow" w:hAnsi="Arial Narrow" w:cs="Times New Roman"/>
-                <w:sz w:val="24"/>
-                <w:szCs w:val="24"/>
-              </w:rPr>
-              <w:t>documentNumber</w:t>
-            </w:r>
-            <w:proofErr w:type="spellEnd"/>
-            <w:r>
-              <w:rPr>
-                <w:rFonts w:ascii="Arial Narrow" w:hAnsi="Arial Narrow" w:cs="Times New Roman"/>
-                <w:sz w:val="24"/>
-                <w:szCs w:val="24"/>
-              </w:rPr>
-              <w:t>}</w:t>
+              <w:t>${documentNumber}</w:t>
             </w:r>
           </w:p>
         </w:tc>
@@ -590,7 +476,6 @@
                 <w:szCs w:val="24"/>
               </w:rPr>
             </w:pPr>
-            <w:proofErr w:type="spellStart"/>
             <w:r>
               <w:rPr>
                 <w:rFonts w:ascii="Arial Narrow" w:hAnsi="Arial Narrow" w:cs="Times New Roman"/>
@@ -599,7 +484,6 @@
               </w:rPr>
               <w:t>Klasifikasi</w:t>
             </w:r>
-            <w:proofErr w:type="spellEnd"/>
           </w:p>
         </w:tc>
         <w:tc>
@@ -644,25 +528,7 @@
                 <w:sz w:val="24"/>
                 <w:szCs w:val="24"/>
               </w:rPr>
-              <w:t>${</w:t>
-            </w:r>
-            <w:proofErr w:type="spellStart"/>
-            <w:r>
-              <w:rPr>
-                <w:rFonts w:ascii="Arial Narrow" w:hAnsi="Arial Narrow" w:cs="Times New Roman"/>
-                <w:sz w:val="24"/>
-                <w:szCs w:val="24"/>
-              </w:rPr>
-              <w:t>documentClassificationName</w:t>
-            </w:r>
-            <w:proofErr w:type="spellEnd"/>
-            <w:r>
-              <w:rPr>
-                <w:rFonts w:ascii="Arial Narrow" w:hAnsi="Arial Narrow" w:cs="Times New Roman"/>
-                <w:sz w:val="24"/>
-                <w:szCs w:val="24"/>
-              </w:rPr>
-              <w:t>}</w:t>
+              <w:t>${documentClassificationName}</w:t>
             </w:r>
           </w:p>
         </w:tc>
@@ -804,7 +670,6 @@
                 <w:u w:val="single"/>
               </w:rPr>
             </w:pPr>
-            <w:proofErr w:type="spellStart"/>
             <w:r>
               <w:rPr>
                 <w:rFonts w:ascii="Arial Narrow" w:hAnsi="Arial Narrow" w:cs="Times New Roman"/>
@@ -819,45 +684,8 @@
                 <w:sz w:val="24"/>
                 <w:szCs w:val="24"/>
               </w:rPr>
-              <w:t>ermohonan</w:t>
-            </w:r>
-            <w:proofErr w:type="spellEnd"/>
-            <w:r>
-              <w:rPr>
-                <w:rFonts w:ascii="Arial Narrow" w:hAnsi="Arial Narrow" w:cs="Times New Roman"/>
-                <w:sz w:val="24"/>
-                <w:szCs w:val="24"/>
-              </w:rPr>
-              <w:t xml:space="preserve"> perpanjangan </w:t>
-            </w:r>
-            <w:proofErr w:type="spellStart"/>
-            <w:r>
-              <w:rPr>
-                <w:rFonts w:ascii="Arial Narrow" w:hAnsi="Arial Narrow" w:cs="Times New Roman"/>
-                <w:sz w:val="24"/>
-                <w:szCs w:val="24"/>
-              </w:rPr>
-              <w:t>penahanan</w:t>
-            </w:r>
-            <w:proofErr w:type="spellEnd"/>
-            <w:r>
-              <w:rPr>
-                <w:rFonts w:ascii="Arial Narrow" w:hAnsi="Arial Narrow" w:cs="Times New Roman"/>
-                <w:sz w:val="24"/>
-                <w:szCs w:val="24"/>
-              </w:rPr>
-              <w:t xml:space="preserve"> </w:t>
-            </w:r>
-            <w:proofErr w:type="spellStart"/>
-            <w:r>
-              <w:rPr>
-                <w:rFonts w:ascii="Arial Narrow" w:hAnsi="Arial Narrow" w:cs="Times New Roman"/>
-                <w:sz w:val="24"/>
-                <w:szCs w:val="24"/>
-              </w:rPr>
-              <w:t>tersangka</w:t>
-            </w:r>
-            <w:proofErr w:type="spellEnd"/>
+              <w:t>ermohonan perpanjangan penahanan tersangka</w:t>
+            </w:r>
           </w:p>
         </w:tc>
         <w:tc>
@@ -904,7 +732,6 @@
                 <w:szCs w:val="24"/>
               </w:rPr>
             </w:pPr>
-            <w:proofErr w:type="spellStart"/>
             <w:r>
               <w:rPr>
                 <w:rFonts w:ascii="Arial Narrow" w:hAnsi="Arial Narrow" w:cs="Times New Roman"/>
@@ -913,7 +740,6 @@
               </w:rPr>
               <w:t>Kepada</w:t>
             </w:r>
-            <w:proofErr w:type="spellEnd"/>
           </w:p>
         </w:tc>
       </w:tr>
@@ -1083,23 +909,13 @@
                 <w:szCs w:val="24"/>
               </w:rPr>
             </w:pPr>
-            <w:proofErr w:type="spellStart"/>
-            <w:r>
-              <w:rPr>
-                <w:rFonts w:ascii="Arial Narrow" w:hAnsi="Arial Narrow" w:cs="Times New Roman"/>
-                <w:sz w:val="24"/>
-                <w:szCs w:val="24"/>
-              </w:rPr>
-              <w:t>Yth</w:t>
-            </w:r>
-            <w:proofErr w:type="spellEnd"/>
-            <w:r>
-              <w:rPr>
-                <w:rFonts w:ascii="Arial Narrow" w:hAnsi="Arial Narrow" w:cs="Times New Roman"/>
-                <w:sz w:val="24"/>
-                <w:szCs w:val="24"/>
-              </w:rPr>
-              <w:t>.</w:t>
+            <w:r>
+              <w:rPr>
+                <w:rFonts w:ascii="Arial Narrow" w:hAnsi="Arial Narrow" w:cs="Times New Roman"/>
+                <w:sz w:val="24"/>
+                <w:szCs w:val="24"/>
+              </w:rPr>
+              <w:t>Yth.</w:t>
             </w:r>
           </w:p>
         </w:tc>
@@ -1137,25 +953,7 @@
                 <w:sz w:val="24"/>
                 <w:szCs w:val="24"/>
               </w:rPr>
-              <w:t>${</w:t>
-            </w:r>
-            <w:proofErr w:type="spellStart"/>
-            <w:r>
-              <w:rPr>
-                <w:rFonts w:ascii="Arial Narrow" w:hAnsi="Arial Narrow" w:cs="Times New Roman"/>
-                <w:sz w:val="24"/>
-                <w:szCs w:val="24"/>
-              </w:rPr>
-              <w:t>prosecutorName</w:t>
-            </w:r>
-            <w:proofErr w:type="spellEnd"/>
-            <w:r>
-              <w:rPr>
-                <w:rFonts w:ascii="Arial Narrow" w:hAnsi="Arial Narrow" w:cs="Times New Roman"/>
-                <w:sz w:val="24"/>
-                <w:szCs w:val="24"/>
-              </w:rPr>
-              <w:t>}</w:t>
+              <w:t>${prosecutorName}</w:t>
             </w:r>
           </w:p>
         </w:tc>
@@ -1542,27 +1340,7 @@
                 <w:szCs w:val="24"/>
                 <w:u w:val="single"/>
               </w:rPr>
-              <w:t>${</w:t>
-            </w:r>
-            <w:proofErr w:type="spellStart"/>
-            <w:r>
-              <w:rPr>
-                <w:rFonts w:ascii="Arial Narrow" w:hAnsi="Arial Narrow" w:cs="Times New Roman"/>
-                <w:sz w:val="24"/>
-                <w:szCs w:val="24"/>
-                <w:u w:val="single"/>
-              </w:rPr>
-              <w:t>prosecutorLocation</w:t>
-            </w:r>
-            <w:proofErr w:type="spellEnd"/>
-            <w:r>
-              <w:rPr>
-                <w:rFonts w:ascii="Arial Narrow" w:hAnsi="Arial Narrow" w:cs="Times New Roman"/>
-                <w:sz w:val="24"/>
-                <w:szCs w:val="24"/>
-                <w:u w:val="single"/>
-              </w:rPr>
-              <w:t>}</w:t>
+              <w:t>${prosecutorLocation}</w:t>
             </w:r>
           </w:p>
         </w:tc>
@@ -1649,7 +1427,6 @@
                 <w:lang w:eastAsia="en-ID"/>
               </w:rPr>
             </w:pPr>
-            <w:proofErr w:type="spellStart"/>
             <w:r>
               <w:rPr>
                 <w:rFonts w:ascii="Arial Narrow" w:eastAsia="Times New Roman" w:hAnsi="Arial Narrow" w:cs="Times New Roman"/>
@@ -1659,7 +1436,6 @@
               </w:rPr>
               <w:t>Rujukan</w:t>
             </w:r>
-            <w:proofErr w:type="spellEnd"/>
             <w:r>
               <w:rPr>
                 <w:rFonts w:ascii="Arial Narrow" w:eastAsia="Times New Roman" w:hAnsi="Arial Narrow" w:cs="Times New Roman"/>
@@ -1731,95 +1507,13 @@
                 <w:szCs w:val="24"/>
               </w:rPr>
             </w:pPr>
-            <w:proofErr w:type="spellStart"/>
-            <w:r>
-              <w:rPr>
-                <w:rFonts w:ascii="Arial Narrow" w:hAnsi="Arial Narrow" w:cs="Times New Roman"/>
-                <w:sz w:val="24"/>
-                <w:szCs w:val="24"/>
-              </w:rPr>
-              <w:t>Undang-Undang</w:t>
-            </w:r>
-            <w:proofErr w:type="spellEnd"/>
-            <w:r>
-              <w:rPr>
-                <w:rFonts w:ascii="Arial Narrow" w:hAnsi="Arial Narrow" w:cs="Times New Roman"/>
-                <w:sz w:val="24"/>
-                <w:szCs w:val="24"/>
-              </w:rPr>
-              <w:t xml:space="preserve"> </w:t>
-            </w:r>
-            <w:proofErr w:type="spellStart"/>
-            <w:r>
-              <w:rPr>
-                <w:rFonts w:ascii="Arial Narrow" w:hAnsi="Arial Narrow" w:cs="Times New Roman"/>
-                <w:sz w:val="24"/>
-                <w:szCs w:val="24"/>
-              </w:rPr>
-              <w:t>Nomor</w:t>
-            </w:r>
-            <w:proofErr w:type="spellEnd"/>
-            <w:r>
-              <w:rPr>
-                <w:rFonts w:ascii="Arial Narrow" w:hAnsi="Arial Narrow" w:cs="Times New Roman"/>
-                <w:sz w:val="24"/>
-                <w:szCs w:val="24"/>
-              </w:rPr>
-              <w:t xml:space="preserve"> 2 </w:t>
-            </w:r>
-            <w:proofErr w:type="spellStart"/>
-            <w:r>
-              <w:rPr>
-                <w:rFonts w:ascii="Arial Narrow" w:hAnsi="Arial Narrow" w:cs="Times New Roman"/>
-                <w:sz w:val="24"/>
-                <w:szCs w:val="24"/>
-              </w:rPr>
-              <w:t>Tahun</w:t>
-            </w:r>
-            <w:proofErr w:type="spellEnd"/>
-            <w:r>
-              <w:rPr>
-                <w:rFonts w:ascii="Arial Narrow" w:hAnsi="Arial Narrow" w:cs="Times New Roman"/>
-                <w:sz w:val="24"/>
-                <w:szCs w:val="24"/>
-              </w:rPr>
-              <w:t xml:space="preserve"> 2002 </w:t>
-            </w:r>
-            <w:proofErr w:type="spellStart"/>
-            <w:r>
-              <w:rPr>
-                <w:rFonts w:ascii="Arial Narrow" w:hAnsi="Arial Narrow" w:cs="Times New Roman"/>
-                <w:sz w:val="24"/>
-                <w:szCs w:val="24"/>
-              </w:rPr>
-              <w:t>tentang</w:t>
-            </w:r>
-            <w:proofErr w:type="spellEnd"/>
-            <w:r>
-              <w:rPr>
-                <w:rFonts w:ascii="Arial Narrow" w:hAnsi="Arial Narrow" w:cs="Times New Roman"/>
-                <w:sz w:val="24"/>
-                <w:szCs w:val="24"/>
-              </w:rPr>
-              <w:t xml:space="preserve"> </w:t>
-            </w:r>
-            <w:proofErr w:type="spellStart"/>
-            <w:r>
-              <w:rPr>
-                <w:rFonts w:ascii="Arial Narrow" w:hAnsi="Arial Narrow" w:cs="Times New Roman"/>
-                <w:sz w:val="24"/>
-                <w:szCs w:val="24"/>
-              </w:rPr>
-              <w:t>Kepolisian</w:t>
-            </w:r>
-            <w:proofErr w:type="spellEnd"/>
-            <w:r>
-              <w:rPr>
-                <w:rFonts w:ascii="Arial Narrow" w:hAnsi="Arial Narrow" w:cs="Times New Roman"/>
-                <w:sz w:val="24"/>
-                <w:szCs w:val="24"/>
-              </w:rPr>
-              <w:t xml:space="preserve"> Negara Republik Indonesia;</w:t>
+            <w:r>
+              <w:rPr>
+                <w:rFonts w:ascii="Arial Narrow" w:hAnsi="Arial Narrow" w:cs="Times New Roman"/>
+                <w:sz w:val="24"/>
+                <w:szCs w:val="24"/>
+              </w:rPr>
+              <w:t>Undang-Undang Nomor 2 Tahun 2002 tentang Kepolisian Negara Republik Indonesia;</w:t>
             </w:r>
           </w:p>
         </w:tc>
@@ -1889,115 +1583,7 @@
                 <w:sz w:val="24"/>
                 <w:szCs w:val="24"/>
               </w:rPr>
-              <w:t xml:space="preserve">Pasal 3 dan Pasal 618 </w:t>
-            </w:r>
-            <w:proofErr w:type="spellStart"/>
-            <w:r>
-              <w:rPr>
-                <w:rFonts w:ascii="Arial Narrow" w:hAnsi="Arial Narrow" w:cs="Times New Roman"/>
-                <w:sz w:val="24"/>
-                <w:szCs w:val="24"/>
-              </w:rPr>
-              <w:t>Undang-Undang</w:t>
-            </w:r>
-            <w:proofErr w:type="spellEnd"/>
-            <w:r>
-              <w:rPr>
-                <w:rFonts w:ascii="Arial Narrow" w:hAnsi="Arial Narrow" w:cs="Times New Roman"/>
-                <w:sz w:val="24"/>
-                <w:szCs w:val="24"/>
-              </w:rPr>
-              <w:t xml:space="preserve"> </w:t>
-            </w:r>
-            <w:proofErr w:type="spellStart"/>
-            <w:r>
-              <w:rPr>
-                <w:rFonts w:ascii="Arial Narrow" w:hAnsi="Arial Narrow" w:cs="Times New Roman"/>
-                <w:sz w:val="24"/>
-                <w:szCs w:val="24"/>
-              </w:rPr>
-              <w:t>Nomor</w:t>
-            </w:r>
-            <w:proofErr w:type="spellEnd"/>
-            <w:r>
-              <w:rPr>
-                <w:rFonts w:ascii="Arial Narrow" w:hAnsi="Arial Narrow" w:cs="Times New Roman"/>
-                <w:sz w:val="24"/>
-                <w:szCs w:val="24"/>
-              </w:rPr>
-              <w:t xml:space="preserve"> 1 </w:t>
-            </w:r>
-            <w:proofErr w:type="spellStart"/>
-            <w:r>
-              <w:rPr>
-                <w:rFonts w:ascii="Arial Narrow" w:hAnsi="Arial Narrow" w:cs="Times New Roman"/>
-                <w:sz w:val="24"/>
-                <w:szCs w:val="24"/>
-              </w:rPr>
-              <w:t>Tahun</w:t>
-            </w:r>
-            <w:proofErr w:type="spellEnd"/>
-            <w:r>
-              <w:rPr>
-                <w:rFonts w:ascii="Arial Narrow" w:hAnsi="Arial Narrow" w:cs="Times New Roman"/>
-                <w:sz w:val="24"/>
-                <w:szCs w:val="24"/>
-              </w:rPr>
-              <w:t xml:space="preserve"> 2023 </w:t>
-            </w:r>
-            <w:proofErr w:type="spellStart"/>
-            <w:r>
-              <w:rPr>
-                <w:rFonts w:ascii="Arial Narrow" w:hAnsi="Arial Narrow" w:cs="Times New Roman"/>
-                <w:sz w:val="24"/>
-                <w:szCs w:val="24"/>
-              </w:rPr>
-              <w:t>tentang</w:t>
-            </w:r>
-            <w:proofErr w:type="spellEnd"/>
-            <w:r>
-              <w:rPr>
-                <w:rFonts w:ascii="Arial Narrow" w:hAnsi="Arial Narrow" w:cs="Times New Roman"/>
-                <w:sz w:val="24"/>
-                <w:szCs w:val="24"/>
-              </w:rPr>
-              <w:t xml:space="preserve"> Kitab </w:t>
-            </w:r>
-            <w:proofErr w:type="spellStart"/>
-            <w:r>
-              <w:rPr>
-                <w:rFonts w:ascii="Arial Narrow" w:hAnsi="Arial Narrow" w:cs="Times New Roman"/>
-                <w:sz w:val="24"/>
-                <w:szCs w:val="24"/>
-              </w:rPr>
-              <w:t>Undang-Undang</w:t>
-            </w:r>
-            <w:proofErr w:type="spellEnd"/>
-            <w:r>
-              <w:rPr>
-                <w:rFonts w:ascii="Arial Narrow" w:hAnsi="Arial Narrow" w:cs="Times New Roman"/>
-                <w:sz w:val="24"/>
-                <w:szCs w:val="24"/>
-              </w:rPr>
-              <w:t xml:space="preserve"> Hukum </w:t>
-            </w:r>
-            <w:proofErr w:type="spellStart"/>
-            <w:r>
-              <w:rPr>
-                <w:rFonts w:ascii="Arial Narrow" w:hAnsi="Arial Narrow" w:cs="Times New Roman"/>
-                <w:sz w:val="24"/>
-                <w:szCs w:val="24"/>
-              </w:rPr>
-              <w:t>Pidana</w:t>
-            </w:r>
-            <w:proofErr w:type="spellEnd"/>
-            <w:r>
-              <w:rPr>
-                <w:rFonts w:ascii="Arial Narrow" w:hAnsi="Arial Narrow" w:cs="Times New Roman"/>
-                <w:sz w:val="24"/>
-                <w:szCs w:val="24"/>
-              </w:rPr>
-              <w:t>;</w:t>
+              <w:t>Pasal 3 dan Pasal 618 Undang-Undang Nomor 1 Tahun 2023 tentang Kitab Undang-Undang Hukum Pidana;</w:t>
             </w:r>
           </w:p>
         </w:tc>
@@ -2142,10 +1728,19 @@
                 <w:shd w:val="clear" w:color="auto" w:fill="FFFFFF"/>
                 <w:lang w:eastAsia="en-ID"/>
               </w:rPr>
-              <w:t>${</w:t>
-            </w:r>
-            <w:proofErr w:type="spellStart"/>
-            <w:r>
+              <w:t>${rujukan_undang_undang};</w:t>
+            </w:r>
+          </w:p>
+        </w:tc>
+      </w:tr>
+      <w:tr>
+        <w:tc>
+          <w:tcPr>
+            <w:tcW w:w="226" w:type="dxa"/>
+          </w:tcPr>
+          <w:p>
+            <w:pPr>
+              <w:jc w:val="both"/>
               <w:rPr>
                 <w:rFonts w:ascii="Arial Narrow" w:eastAsia="Times New Roman" w:hAnsi="Arial Narrow" w:cs="Times New Roman"/>
                 <w:sz w:val="24"/>
@@ -2153,10 +1748,16 @@
                 <w:shd w:val="clear" w:color="auto" w:fill="FFFFFF"/>
                 <w:lang w:eastAsia="en-ID"/>
               </w:rPr>
-              <w:t>rujukan_undang_undang</w:t>
-            </w:r>
-            <w:proofErr w:type="spellEnd"/>
-            <w:r>
+            </w:pPr>
+          </w:p>
+        </w:tc>
+        <w:tc>
+          <w:tcPr>
+            <w:tcW w:w="341" w:type="dxa"/>
+          </w:tcPr>
+          <w:p>
+            <w:pPr>
+              <w:jc w:val="both"/>
               <w:rPr>
                 <w:rFonts w:ascii="Arial Narrow" w:eastAsia="Times New Roman" w:hAnsi="Arial Narrow" w:cs="Times New Roman"/>
                 <w:sz w:val="24"/>
@@ -2164,7 +1765,42 @@
                 <w:shd w:val="clear" w:color="auto" w:fill="FFFFFF"/>
                 <w:lang w:eastAsia="en-ID"/>
               </w:rPr>
-              <w:t>};</w:t>
+            </w:pPr>
+            <w:r>
+              <w:rPr>
+                <w:rFonts w:ascii="Arial Narrow" w:eastAsia="Times New Roman" w:hAnsi="Arial Narrow" w:cs="Times New Roman"/>
+                <w:sz w:val="24"/>
+                <w:szCs w:val="24"/>
+                <w:shd w:val="clear" w:color="auto" w:fill="FFFFFF"/>
+                <w:lang w:eastAsia="en-ID"/>
+              </w:rPr>
+              <w:t>e.</w:t>
+            </w:r>
+          </w:p>
+        </w:tc>
+        <w:tc>
+          <w:tcPr>
+            <w:tcW w:w="9356" w:type="dxa"/>
+          </w:tcPr>
+          <w:p>
+            <w:pPr>
+              <w:spacing w:line="276" w:lineRule="auto"/>
+              <w:jc w:val="both"/>
+              <w:rPr>
+                <w:rFonts w:ascii="Arial Narrow" w:hAnsi="Arial Narrow" w:cs="Times New Roman"/>
+                <w:sz w:val="24"/>
+                <w:szCs w:val="24"/>
+                <w:lang w:val="sv-SE"/>
+              </w:rPr>
+            </w:pPr>
+            <w:r>
+              <w:rPr>
+                <w:rFonts w:ascii="Arial Narrow" w:hAnsi="Arial Narrow" w:cs="Times New Roman"/>
+                <w:sz w:val="24"/>
+                <w:szCs w:val="24"/>
+                <w:lang w:val="sv-SE"/>
+              </w:rPr>
+              <w:t>Laporan Polisi Nomor: ${lpNumber} tanggal ${lpDate};</w:t>
             </w:r>
           </w:p>
         </w:tc>
@@ -2210,7 +1846,7 @@
                 <w:shd w:val="clear" w:color="auto" w:fill="FFFFFF"/>
                 <w:lang w:eastAsia="en-ID"/>
               </w:rPr>
-              <w:t>e.</w:t>
+              <w:t>f.</w:t>
             </w:r>
           </w:p>
         </w:tc>
@@ -2236,7 +1872,34 @@
                 <w:szCs w:val="24"/>
                 <w:lang w:val="sv-SE"/>
               </w:rPr>
-              <w:t>Laporan Polisi Nomor: ${lpNumber} tanggal ${lpDate};</w:t>
+              <w:t>Surat Pemberitahuan Dimulainya Penyidikan Nomor: ${spdpNumber}</w:t>
+            </w:r>
+            <w:r>
+              <w:rPr>
+                <w:rFonts w:ascii="Arial Narrow" w:hAnsi="Arial Narrow" w:cs="Times New Roman"/>
+                <w:sz w:val="24"/>
+                <w:szCs w:val="24"/>
+                <w:lang w:val="sv-SE"/>
+              </w:rPr>
+              <w:t xml:space="preserve"> </w:t>
+            </w:r>
+            <w:r>
+              <w:rPr>
+                <w:rFonts w:ascii="Arial Narrow" w:hAnsi="Arial Narrow" w:cs="Times New Roman"/>
+                <w:sz w:val="24"/>
+                <w:szCs w:val="24"/>
+                <w:lang w:val="sv-SE"/>
+              </w:rPr>
+              <w:t xml:space="preserve"> </w:t>
+            </w:r>
+            <w:r>
+              <w:rPr>
+                <w:rFonts w:ascii="Arial Narrow" w:hAnsi="Arial Narrow" w:cs="Times New Roman"/>
+                <w:sz w:val="24"/>
+                <w:szCs w:val="24"/>
+                <w:lang w:val="sv-SE"/>
+              </w:rPr>
+              <w:t>tanggal ${spdpDate};</w:t>
             </w:r>
           </w:p>
         </w:tc>
@@ -2282,7 +1945,7 @@
                 <w:shd w:val="clear" w:color="auto" w:fill="FFFFFF"/>
                 <w:lang w:eastAsia="en-ID"/>
               </w:rPr>
-              <w:t>f.</w:t>
+              <w:t>g.</w:t>
             </w:r>
           </w:p>
         </w:tc>
@@ -2308,34 +1971,7 @@
                 <w:szCs w:val="24"/>
                 <w:lang w:val="sv-SE"/>
               </w:rPr>
-              <w:t>Surat Pemberitahuan Dimulainya Penyidikan Nomor: ${spdpNumber}</w:t>
-            </w:r>
-            <w:r>
-              <w:rPr>
-                <w:rFonts w:ascii="Arial Narrow" w:hAnsi="Arial Narrow" w:cs="Times New Roman"/>
-                <w:sz w:val="24"/>
-                <w:szCs w:val="24"/>
-                <w:lang w:val="sv-SE"/>
-              </w:rPr>
-              <w:t xml:space="preserve"> </w:t>
-            </w:r>
-            <w:r>
-              <w:rPr>
-                <w:rFonts w:ascii="Arial Narrow" w:hAnsi="Arial Narrow" w:cs="Times New Roman"/>
-                <w:sz w:val="24"/>
-                <w:szCs w:val="24"/>
-                <w:lang w:val="sv-SE"/>
-              </w:rPr>
-              <w:t xml:space="preserve"> </w:t>
-            </w:r>
-            <w:r>
-              <w:rPr>
-                <w:rFonts w:ascii="Arial Narrow" w:hAnsi="Arial Narrow" w:cs="Times New Roman"/>
-                <w:sz w:val="24"/>
-                <w:szCs w:val="24"/>
-                <w:lang w:val="sv-SE"/>
-              </w:rPr>
-              <w:t>tanggal ${spdpDate};</w:t>
+              <w:t>Surat Ketetapan tentang Penetapan Tersangka Nomor: ${sketNumber} tanggal ${sketDate} atas nama ${sketSuspectName};</w:t>
             </w:r>
           </w:p>
         </w:tc>
@@ -2381,7 +2017,7 @@
                 <w:shd w:val="clear" w:color="auto" w:fill="FFFFFF"/>
                 <w:lang w:eastAsia="en-ID"/>
               </w:rPr>
-              <w:t>g.</w:t>
+              <w:t>h.</w:t>
             </w:r>
           </w:p>
         </w:tc>
@@ -2407,7 +2043,36 @@
                 <w:szCs w:val="24"/>
                 <w:lang w:val="sv-SE"/>
               </w:rPr>
-              <w:t>Surat Ketetapan tentang Penetapan Tersangka Nomor: ${sketNumber} tanggal ${sketDate} atas nama ${sketSuspectName};</w:t>
+              <w:t xml:space="preserve">Surat Perintah Penahanan Nomor: </w:t>
+            </w:r>
+            <w:bookmarkStart w:id="1" w:name="OLE_LINK2"/>
+            <w:r>
+              <w:rPr>
+                <w:rFonts w:ascii="Arial Narrow" w:hAnsi="Arial Narrow" w:cs="Times New Roman"/>
+                <w:sz w:val="24"/>
+                <w:szCs w:val="24"/>
+                <w:lang w:val="sv-SE"/>
+              </w:rPr>
+              <w:t xml:space="preserve">${sphNumber} </w:t>
+            </w:r>
+            <w:bookmarkEnd w:id="1"/>
+            <w:r>
+              <w:rPr>
+                <w:rFonts w:ascii="Arial Narrow" w:hAnsi="Arial Narrow" w:cs="Times New Roman"/>
+                <w:sz w:val="24"/>
+                <w:szCs w:val="24"/>
+                <w:lang w:val="sv-SE"/>
+              </w:rPr>
+              <w:t xml:space="preserve"> </w:t>
+            </w:r>
+            <w:r>
+              <w:rPr>
+                <w:rFonts w:ascii="Arial Narrow" w:hAnsi="Arial Narrow" w:cs="Times New Roman"/>
+                <w:sz w:val="24"/>
+                <w:szCs w:val="24"/>
+                <w:lang w:val="sv-SE"/>
+              </w:rPr>
+              <w:t>tanggal ${sphDate} atas nama ${sphSuspectName};</w:t>
             </w:r>
           </w:p>
         </w:tc>
@@ -2453,7 +2118,7 @@
                 <w:shd w:val="clear" w:color="auto" w:fill="FFFFFF"/>
                 <w:lang w:eastAsia="en-ID"/>
               </w:rPr>
-              <w:t>h.</w:t>
+              <w:t>i.</w:t>
             </w:r>
           </w:p>
         </w:tc>
@@ -2479,9 +2144,8 @@
                 <w:szCs w:val="24"/>
                 <w:lang w:val="sv-SE"/>
               </w:rPr>
-              <w:t xml:space="preserve">Surat Perintah Penahanan Nomor: </w:t>
-            </w:r>
-            <w:bookmarkStart w:id="1" w:name="OLE_LINK2"/>
+              <w:t>Surat Perpanjangan Penahanan dari Kejaksaan ${nama_kejaksaan} Nomor: ${kejaksaanExtensionNumber}</w:t>
+            </w:r>
             <w:r>
               <w:rPr>
                 <w:rFonts w:ascii="Arial Narrow" w:hAnsi="Arial Narrow" w:cs="Times New Roman"/>
@@ -2489,9 +2153,8 @@
                 <w:szCs w:val="24"/>
                 <w:lang w:val="sv-SE"/>
               </w:rPr>
-              <w:t xml:space="preserve">${sphNumber} </w:t>
-            </w:r>
-            <w:bookmarkEnd w:id="1"/>
+              <w:t xml:space="preserve"> </w:t>
+            </w:r>
             <w:r>
               <w:rPr>
                 <w:rFonts w:ascii="Arial Narrow" w:hAnsi="Arial Narrow" w:cs="Times New Roman"/>
@@ -2499,16 +2162,7 @@
                 <w:szCs w:val="24"/>
                 <w:lang w:val="sv-SE"/>
               </w:rPr>
-              <w:t xml:space="preserve"> </w:t>
-            </w:r>
-            <w:r>
-              <w:rPr>
-                <w:rFonts w:ascii="Arial Narrow" w:hAnsi="Arial Narrow" w:cs="Times New Roman"/>
-                <w:sz w:val="24"/>
-                <w:szCs w:val="24"/>
-                <w:lang w:val="sv-SE"/>
-              </w:rPr>
-              <w:t>tanggal ${sphDate} atas nama ${sphSuspectName};</w:t>
+              <w:t>tanggal ${kejaksaanExtensionDate} atas nama ${kejaksaanExtensionSuspectName};</w:t>
             </w:r>
           </w:p>
         </w:tc>
@@ -2546,7 +2200,6 @@
                 <w:lang w:eastAsia="en-ID"/>
               </w:rPr>
             </w:pPr>
-            <w:proofErr w:type="spellStart"/>
             <w:r>
               <w:rPr>
                 <w:rFonts w:ascii="Arial Narrow" w:eastAsia="Times New Roman" w:hAnsi="Arial Narrow" w:cs="Times New Roman"/>
@@ -2555,18 +2208,7 @@
                 <w:shd w:val="clear" w:color="auto" w:fill="FFFFFF"/>
                 <w:lang w:eastAsia="en-ID"/>
               </w:rPr>
-              <w:t>i</w:t>
-            </w:r>
-            <w:proofErr w:type="spellEnd"/>
-            <w:r>
-              <w:rPr>
-                <w:rFonts w:ascii="Arial Narrow" w:eastAsia="Times New Roman" w:hAnsi="Arial Narrow" w:cs="Times New Roman"/>
-                <w:sz w:val="24"/>
-                <w:szCs w:val="24"/>
-                <w:shd w:val="clear" w:color="auto" w:fill="FFFFFF"/>
-                <w:lang w:eastAsia="en-ID"/>
-              </w:rPr>
-              <w:t>.</w:t>
+              <w:t>j.</w:t>
             </w:r>
           </w:p>
         </w:tc>
@@ -2592,7 +2234,7 @@
                 <w:szCs w:val="24"/>
                 <w:lang w:val="sv-SE"/>
               </w:rPr>
-              <w:t>Surat Perpanjangan Penahanan dari Kejaksaan ${nama_kejaksaan} Nomor: ${kejaksaanExtensionNumber}</w:t>
+              <w:t>Surat</w:t>
             </w:r>
             <w:r>
               <w:rPr>
@@ -2610,71 +2252,17 @@
                 <w:szCs w:val="24"/>
                 <w:lang w:val="sv-SE"/>
               </w:rPr>
-              <w:t>tanggal ${kejaksaanExtensionDate} atas nama ${kejaksaanExtensionSuspectName};</w:t>
-            </w:r>
-          </w:p>
-        </w:tc>
-      </w:tr>
-      <w:tr>
-        <w:tc>
-          <w:tcPr>
-            <w:tcW w:w="226" w:type="dxa"/>
-          </w:tcPr>
-          <w:p>
-            <w:pPr>
-              <w:jc w:val="both"/>
-              <w:rPr>
-                <w:rFonts w:ascii="Arial Narrow" w:eastAsia="Times New Roman" w:hAnsi="Arial Narrow" w:cs="Times New Roman"/>
-                <w:sz w:val="24"/>
-                <w:szCs w:val="24"/>
-                <w:shd w:val="clear" w:color="auto" w:fill="FFFFFF"/>
-                <w:lang w:eastAsia="en-ID"/>
-              </w:rPr>
-            </w:pPr>
-          </w:p>
-        </w:tc>
-        <w:tc>
-          <w:tcPr>
-            <w:tcW w:w="341" w:type="dxa"/>
-          </w:tcPr>
-          <w:p>
-            <w:pPr>
-              <w:jc w:val="both"/>
-              <w:rPr>
-                <w:rFonts w:ascii="Arial Narrow" w:eastAsia="Times New Roman" w:hAnsi="Arial Narrow" w:cs="Times New Roman"/>
-                <w:sz w:val="24"/>
-                <w:szCs w:val="24"/>
-                <w:shd w:val="clear" w:color="auto" w:fill="FFFFFF"/>
-                <w:lang w:eastAsia="en-ID"/>
-              </w:rPr>
-            </w:pPr>
-            <w:r>
-              <w:rPr>
-                <w:rFonts w:ascii="Arial Narrow" w:eastAsia="Times New Roman" w:hAnsi="Arial Narrow" w:cs="Times New Roman"/>
-                <w:sz w:val="24"/>
-                <w:szCs w:val="24"/>
-                <w:shd w:val="clear" w:color="auto" w:fill="FFFFFF"/>
-                <w:lang w:eastAsia="en-ID"/>
-              </w:rPr>
-              <w:t>j.</w:t>
-            </w:r>
-          </w:p>
-        </w:tc>
-        <w:tc>
-          <w:tcPr>
-            <w:tcW w:w="9356" w:type="dxa"/>
-          </w:tcPr>
-          <w:p>
-            <w:pPr>
-              <w:spacing w:line="276" w:lineRule="auto"/>
-              <w:jc w:val="both"/>
+              <w:t>Perintah</w:t>
+            </w:r>
+            <w:r>
               <w:rPr>
                 <w:rFonts w:ascii="Arial Narrow" w:hAnsi="Arial Narrow" w:cs="Times New Roman"/>
                 <w:sz w:val="24"/>
                 <w:szCs w:val="24"/>
                 <w:lang w:val="sv-SE"/>
               </w:rPr>
-            </w:pPr>
+              <w:t xml:space="preserve"> </w:t>
+            </w:r>
             <w:r>
               <w:rPr>
                 <w:rFonts w:ascii="Arial Narrow" w:hAnsi="Arial Narrow" w:cs="Times New Roman"/>
@@ -2682,7 +2270,7 @@
                 <w:szCs w:val="24"/>
                 <w:lang w:val="sv-SE"/>
               </w:rPr>
-              <w:t>Surat Perintah Perpanjangan Penahanan Nomor: ${perpanjanganOrderNumber}</w:t>
+              <w:t>Perpanjangan</w:t>
             </w:r>
             <w:r>
               <w:rPr>
@@ -2700,7 +2288,61 @@
                 <w:szCs w:val="24"/>
                 <w:lang w:val="sv-SE"/>
               </w:rPr>
-              <w:t xml:space="preserve"> tanggal ${perpanjanganOrderDate} atas nama ${perpanjanganOrderSuspectName}.</w:t>
+              <w:t>Penahanan</w:t>
+            </w:r>
+            <w:r>
+              <w:rPr>
+                <w:rFonts w:ascii="Arial Narrow" w:hAnsi="Arial Narrow" w:cs="Times New Roman"/>
+                <w:sz w:val="24"/>
+                <w:szCs w:val="24"/>
+                <w:lang w:val="sv-SE"/>
+              </w:rPr>
+              <w:t xml:space="preserve"> </w:t>
+            </w:r>
+            <w:r>
+              <w:rPr>
+                <w:rFonts w:ascii="Arial Narrow" w:hAnsi="Arial Narrow" w:cs="Times New Roman"/>
+                <w:sz w:val="24"/>
+                <w:szCs w:val="24"/>
+                <w:lang w:val="sv-SE"/>
+              </w:rPr>
+              <w:t>Nomor:</w:t>
+            </w:r>
+            <w:r>
+              <w:rPr>
+                <w:rFonts w:ascii="Arial Narrow" w:hAnsi="Arial Narrow" w:cs="Times New Roman"/>
+                <w:sz w:val="24"/>
+                <w:szCs w:val="24"/>
+                <w:lang w:val="sv-SE"/>
+              </w:rPr>
+              <w:t xml:space="preserve"> </w:t>
+            </w:r>
+            <w:r>
+              <w:rPr>
+                <w:rFonts w:ascii="Arial Narrow" w:hAnsi="Arial Narrow" w:cs="Times New Roman"/>
+                <w:sz w:val="24"/>
+                <w:szCs w:val="24"/>
+                <w:lang w:val="sv-SE"/>
+              </w:rPr>
+              <w:t>${perpanjanganOrderNumber}</w:t>
+            </w:r>
+            <w:r>
+              <w:rPr>
+                <w:rFonts w:ascii="Arial Narrow" w:hAnsi="Arial Narrow" w:cs="Times New Roman"/>
+                <w:sz w:val="24"/>
+                <w:szCs w:val="24"/>
+                <w:lang w:val="sv-SE"/>
+              </w:rPr>
+              <w:t xml:space="preserve"> </w:t>
+            </w:r>
+            <w:r>
+              <w:rPr>
+                <w:rFonts w:ascii="Arial Narrow" w:hAnsi="Arial Narrow" w:cs="Times New Roman"/>
+                <w:sz w:val="24"/>
+                <w:szCs w:val="24"/>
+                <w:lang w:val="sv-SE"/>
+              </w:rPr>
+              <w:t>tanggal ${perpanjanganOrderDate} atas nama ${perpanjanganOrderSuspectName}.</w:t>
             </w:r>
           </w:p>
         </w:tc>
@@ -2912,29 +2554,7 @@
                       <w:sz w:val="24"/>
                       <w:szCs w:val="24"/>
                     </w:rPr>
-                    <w:t>${</w:t>
-                  </w:r>
-                  <w:proofErr w:type="spellStart"/>
-                  <w:r>
-                    <w:rPr>
-                      <w:rFonts w:ascii="Arial Narrow" w:eastAsia="Arial Narrow" w:hAnsi="Arial Narrow" w:cs="Times New Roman"/>
-                      <w:bCs/>
-                      <w:color w:val="000000"/>
-                      <w:sz w:val="24"/>
-                      <w:szCs w:val="24"/>
-                    </w:rPr>
-                    <w:t>suspectName</w:t>
-                  </w:r>
-                  <w:proofErr w:type="spellEnd"/>
-                  <w:r>
-                    <w:rPr>
-                      <w:rFonts w:ascii="Arial Narrow" w:eastAsia="Arial Narrow" w:hAnsi="Arial Narrow" w:cs="Times New Roman"/>
-                      <w:bCs/>
-                      <w:color w:val="000000"/>
-                      <w:sz w:val="24"/>
-                      <w:szCs w:val="24"/>
-                    </w:rPr>
-                    <w:t>}</w:t>
+                    <w:t>${suspectName}</w:t>
                   </w:r>
                 </w:p>
               </w:tc>
@@ -2982,7 +2602,6 @@
                       <w:lang w:eastAsia="en-ID"/>
                     </w:rPr>
                   </w:pPr>
-                  <w:proofErr w:type="spellStart"/>
                   <w:r>
                     <w:rPr>
                       <w:rFonts w:ascii="Arial Narrow" w:eastAsia="Times New Roman" w:hAnsi="Arial Narrow" w:cs="Times New Roman"/>
@@ -2991,31 +2610,8 @@
                       <w:shd w:val="clear" w:color="auto" w:fill="FFFFFF"/>
                       <w:lang w:eastAsia="en-ID"/>
                     </w:rPr>
-                    <w:t>nomor</w:t>
+                    <w:t>nomor identitas</w:t>
                   </w:r>
-                  <w:proofErr w:type="spellEnd"/>
-                  <w:r>
-                    <w:rPr>
-                      <w:rFonts w:ascii="Arial Narrow" w:eastAsia="Times New Roman" w:hAnsi="Arial Narrow" w:cs="Times New Roman"/>
-                      <w:sz w:val="24"/>
-                      <w:szCs w:val="24"/>
-                      <w:shd w:val="clear" w:color="auto" w:fill="FFFFFF"/>
-                      <w:lang w:eastAsia="en-ID"/>
-                    </w:rPr>
-                    <w:t xml:space="preserve"> </w:t>
-                  </w:r>
-                  <w:proofErr w:type="spellStart"/>
-                  <w:r>
-                    <w:rPr>
-                      <w:rFonts w:ascii="Arial Narrow" w:eastAsia="Times New Roman" w:hAnsi="Arial Narrow" w:cs="Times New Roman"/>
-                      <w:sz w:val="24"/>
-                      <w:szCs w:val="24"/>
-                      <w:shd w:val="clear" w:color="auto" w:fill="FFFFFF"/>
-                      <w:lang w:eastAsia="en-ID"/>
-                    </w:rPr>
-                    <w:t>identitas</w:t>
-                  </w:r>
-                  <w:proofErr w:type="spellEnd"/>
                 </w:p>
               </w:tc>
               <w:tc>
@@ -3068,29 +2664,7 @@
                       <w:sz w:val="24"/>
                       <w:szCs w:val="24"/>
                     </w:rPr>
-                    <w:t>${</w:t>
-                  </w:r>
-                  <w:proofErr w:type="spellStart"/>
-                  <w:r>
-                    <w:rPr>
-                      <w:rFonts w:ascii="Arial Narrow" w:eastAsia="Arial Narrow" w:hAnsi="Arial Narrow" w:cs="Times New Roman"/>
-                      <w:bCs/>
-                      <w:color w:val="000000"/>
-                      <w:sz w:val="24"/>
-                      <w:szCs w:val="24"/>
-                    </w:rPr>
-                    <w:t>suspectIdentityNumber</w:t>
-                  </w:r>
-                  <w:proofErr w:type="spellEnd"/>
-                  <w:r>
-                    <w:rPr>
-                      <w:rFonts w:ascii="Arial Narrow" w:eastAsia="Arial Narrow" w:hAnsi="Arial Narrow" w:cs="Times New Roman"/>
-                      <w:bCs/>
-                      <w:color w:val="000000"/>
-                      <w:sz w:val="24"/>
-                      <w:szCs w:val="24"/>
-                    </w:rPr>
-                    <w:t>}</w:t>
+                    <w:t>${suspectIdentityNumber}</w:t>
                   </w:r>
                 </w:p>
               </w:tc>
@@ -3138,7 +2712,6 @@
                       <w:lang w:eastAsia="en-ID"/>
                     </w:rPr>
                   </w:pPr>
-                  <w:proofErr w:type="spellStart"/>
                   <w:r>
                     <w:rPr>
                       <w:rFonts w:ascii="Arial Narrow" w:eastAsia="Times New Roman" w:hAnsi="Arial Narrow" w:cs="Times New Roman"/>
@@ -3157,31 +2730,8 @@
                       <w:shd w:val="clear" w:color="auto" w:fill="FFFFFF"/>
                       <w:lang w:eastAsia="en-ID"/>
                     </w:rPr>
-                    <w:t>enis</w:t>
+                    <w:t>enis kelamin</w:t>
                   </w:r>
-                  <w:proofErr w:type="spellEnd"/>
-                  <w:r>
-                    <w:rPr>
-                      <w:rFonts w:ascii="Arial Narrow" w:eastAsia="Times New Roman" w:hAnsi="Arial Narrow" w:cs="Times New Roman"/>
-                      <w:sz w:val="24"/>
-                      <w:szCs w:val="24"/>
-                      <w:shd w:val="clear" w:color="auto" w:fill="FFFFFF"/>
-                      <w:lang w:eastAsia="en-ID"/>
-                    </w:rPr>
-                    <w:t xml:space="preserve"> </w:t>
-                  </w:r>
-                  <w:proofErr w:type="spellStart"/>
-                  <w:r>
-                    <w:rPr>
-                      <w:rFonts w:ascii="Arial Narrow" w:eastAsia="Times New Roman" w:hAnsi="Arial Narrow" w:cs="Times New Roman"/>
-                      <w:sz w:val="24"/>
-                      <w:szCs w:val="24"/>
-                      <w:shd w:val="clear" w:color="auto" w:fill="FFFFFF"/>
-                      <w:lang w:eastAsia="en-ID"/>
-                    </w:rPr>
-                    <w:t>kelamin</w:t>
-                  </w:r>
-                  <w:proofErr w:type="spellEnd"/>
                 </w:p>
               </w:tc>
               <w:tc>
@@ -3234,29 +2784,7 @@
                       <w:sz w:val="24"/>
                       <w:szCs w:val="24"/>
                     </w:rPr>
-                    <w:t>${</w:t>
-                  </w:r>
-                  <w:proofErr w:type="spellStart"/>
-                  <w:r>
-                    <w:rPr>
-                      <w:rFonts w:ascii="Arial Narrow" w:eastAsia="Arial Narrow" w:hAnsi="Arial Narrow" w:cs="Times New Roman"/>
-                      <w:bCs/>
-                      <w:color w:val="000000"/>
-                      <w:sz w:val="24"/>
-                      <w:szCs w:val="24"/>
-                    </w:rPr>
-                    <w:t>suspectGenderName</w:t>
-                  </w:r>
-                  <w:proofErr w:type="spellEnd"/>
-                  <w:r>
-                    <w:rPr>
-                      <w:rFonts w:ascii="Arial Narrow" w:eastAsia="Arial Narrow" w:hAnsi="Arial Narrow" w:cs="Times New Roman"/>
-                      <w:bCs/>
-                      <w:color w:val="000000"/>
-                      <w:sz w:val="24"/>
-                      <w:szCs w:val="24"/>
-                    </w:rPr>
-                    <w:t>}</w:t>
+                    <w:t>${suspectGenderName}</w:t>
                   </w:r>
                 </w:p>
               </w:tc>
@@ -3304,7 +2832,6 @@
                       <w:lang w:eastAsia="en-ID"/>
                     </w:rPr>
                   </w:pPr>
-                  <w:proofErr w:type="spellStart"/>
                   <w:r>
                     <w:rPr>
                       <w:rFonts w:ascii="Arial Narrow" w:eastAsia="Times New Roman" w:hAnsi="Arial Narrow" w:cs="Times New Roman"/>
@@ -3313,20 +2840,8 @@
                       <w:shd w:val="clear" w:color="auto" w:fill="FFFFFF"/>
                       <w:lang w:eastAsia="en-ID"/>
                     </w:rPr>
-                    <w:t>tempat</w:t>
+                    <w:t>tempat/</w:t>
                   </w:r>
-                  <w:proofErr w:type="spellEnd"/>
-                  <w:r>
-                    <w:rPr>
-                      <w:rFonts w:ascii="Arial Narrow" w:eastAsia="Times New Roman" w:hAnsi="Arial Narrow" w:cs="Times New Roman"/>
-                      <w:sz w:val="24"/>
-                      <w:szCs w:val="24"/>
-                      <w:shd w:val="clear" w:color="auto" w:fill="FFFFFF"/>
-                      <w:lang w:eastAsia="en-ID"/>
-                    </w:rPr>
-                    <w:t>/</w:t>
-                  </w:r>
-                  <w:proofErr w:type="spellStart"/>
                   <w:r>
                     <w:rPr>
                       <w:rFonts w:ascii="Arial Narrow" w:eastAsia="Times New Roman" w:hAnsi="Arial Narrow" w:cs="Times New Roman"/>
@@ -3337,7 +2852,6 @@
                     </w:rPr>
                     <w:t>tgl</w:t>
                   </w:r>
-                  <w:proofErr w:type="spellEnd"/>
                   <w:r>
                     <w:rPr>
                       <w:rFonts w:ascii="Arial Narrow" w:eastAsia="Times New Roman" w:hAnsi="Arial Narrow" w:cs="Times New Roman"/>
@@ -3346,20 +2860,8 @@
                       <w:shd w:val="clear" w:color="auto" w:fill="FFFFFF"/>
                       <w:lang w:eastAsia="en-ID"/>
                     </w:rPr>
-                    <w:t xml:space="preserve"> </w:t>
+                    <w:t xml:space="preserve"> lahir</w:t>
                   </w:r>
-                  <w:proofErr w:type="spellStart"/>
-                  <w:r>
-                    <w:rPr>
-                      <w:rFonts w:ascii="Arial Narrow" w:eastAsia="Times New Roman" w:hAnsi="Arial Narrow" w:cs="Times New Roman"/>
-                      <w:sz w:val="24"/>
-                      <w:szCs w:val="24"/>
-                      <w:shd w:val="clear" w:color="auto" w:fill="FFFFFF"/>
-                      <w:lang w:eastAsia="en-ID"/>
-                    </w:rPr>
-                    <w:t>lahir</w:t>
-                  </w:r>
-                  <w:proofErr w:type="spellEnd"/>
                 </w:p>
               </w:tc>
               <w:tc>
@@ -3412,9 +2914,18 @@
                       <w:sz w:val="24"/>
                       <w:szCs w:val="24"/>
                     </w:rPr>
-                    <w:t>${</w:t>
+                    <w:t>${suspectBirthPlace}</w:t>
                   </w:r>
-                  <w:proofErr w:type="spellStart"/>
+                  <w:r>
+                    <w:rPr>
+                      <w:rFonts w:ascii="Arial Narrow" w:eastAsia="Times New Roman" w:hAnsi="Arial Narrow" w:cs="Times New Roman"/>
+                      <w:sz w:val="24"/>
+                      <w:szCs w:val="24"/>
+                      <w:shd w:val="clear" w:color="auto" w:fill="FFFFFF"/>
+                      <w:lang w:eastAsia="en-ID"/>
+                    </w:rPr>
+                    <w:t>/</w:t>
+                  </w:r>
                   <w:r>
                     <w:rPr>
                       <w:rFonts w:ascii="Arial Narrow" w:eastAsia="Arial Narrow" w:hAnsi="Arial Narrow" w:cs="Times New Roman"/>
@@ -3423,60 +2934,7 @@
                       <w:sz w:val="24"/>
                       <w:szCs w:val="24"/>
                     </w:rPr>
-                    <w:t>suspectBirthPlace</w:t>
-                  </w:r>
-                  <w:proofErr w:type="spellEnd"/>
-                  <w:r>
-                    <w:rPr>
-                      <w:rFonts w:ascii="Arial Narrow" w:eastAsia="Arial Narrow" w:hAnsi="Arial Narrow" w:cs="Times New Roman"/>
-                      <w:bCs/>
-                      <w:color w:val="000000"/>
-                      <w:sz w:val="24"/>
-                      <w:szCs w:val="24"/>
-                    </w:rPr>
-                    <w:t>}</w:t>
-                  </w:r>
-                  <w:r>
-                    <w:rPr>
-                      <w:rFonts w:ascii="Arial Narrow" w:eastAsia="Times New Roman" w:hAnsi="Arial Narrow" w:cs="Times New Roman"/>
-                      <w:sz w:val="24"/>
-                      <w:szCs w:val="24"/>
-                      <w:shd w:val="clear" w:color="auto" w:fill="FFFFFF"/>
-                      <w:lang w:eastAsia="en-ID"/>
-                    </w:rPr>
-                    <w:t>/</w:t>
-                  </w:r>
-                  <w:r>
-                    <w:rPr>
-                      <w:rFonts w:ascii="Arial Narrow" w:eastAsia="Arial Narrow" w:hAnsi="Arial Narrow" w:cs="Times New Roman"/>
-                      <w:bCs/>
-                      <w:color w:val="000000"/>
-                      <w:sz w:val="24"/>
-                      <w:szCs w:val="24"/>
-                    </w:rPr>
-                    <w:t>${</w:t>
-                  </w:r>
-                  <w:proofErr w:type="spellStart"/>
-                  <w:r>
-                    <w:rPr>
-                      <w:rFonts w:ascii="Arial Narrow" w:eastAsia="Arial Narrow" w:hAnsi="Arial Narrow" w:cs="Times New Roman"/>
-                      <w:bCs/>
-                      <w:color w:val="000000"/>
-                      <w:sz w:val="24"/>
-                      <w:szCs w:val="24"/>
-                    </w:rPr>
-                    <w:t>suspectBirthDate</w:t>
-                  </w:r>
-                  <w:proofErr w:type="spellEnd"/>
-                  <w:r>
-                    <w:rPr>
-                      <w:rFonts w:ascii="Arial Narrow" w:eastAsia="Arial Narrow" w:hAnsi="Arial Narrow" w:cs="Times New Roman"/>
-                      <w:bCs/>
-                      <w:color w:val="000000"/>
-                      <w:sz w:val="24"/>
-                      <w:szCs w:val="24"/>
-                    </w:rPr>
-                    <w:t>}</w:t>
+                    <w:t>${suspectBirthDate}</w:t>
                   </w:r>
                 </w:p>
               </w:tc>
@@ -3524,7 +2982,6 @@
                       <w:lang w:eastAsia="en-ID"/>
                     </w:rPr>
                   </w:pPr>
-                  <w:proofErr w:type="spellStart"/>
                   <w:r>
                     <w:rPr>
                       <w:rFonts w:ascii="Arial Narrow" w:eastAsia="Times New Roman" w:hAnsi="Arial Narrow" w:cs="Times New Roman"/>
@@ -3535,7 +2992,6 @@
                     </w:rPr>
                     <w:t>pekerjaan</w:t>
                   </w:r>
-                  <w:proofErr w:type="spellEnd"/>
                 </w:p>
               </w:tc>
               <w:tc>
@@ -3588,29 +3044,7 @@
                       <w:sz w:val="24"/>
                       <w:szCs w:val="24"/>
                     </w:rPr>
-                    <w:t>${</w:t>
-                  </w:r>
-                  <w:proofErr w:type="spellStart"/>
-                  <w:r>
-                    <w:rPr>
-                      <w:rFonts w:ascii="Arial Narrow" w:eastAsia="Arial Narrow" w:hAnsi="Arial Narrow" w:cs="Times New Roman"/>
-                      <w:bCs/>
-                      <w:color w:val="000000"/>
-                      <w:sz w:val="24"/>
-                      <w:szCs w:val="24"/>
-                    </w:rPr>
-                    <w:t>suspectJobName</w:t>
-                  </w:r>
-                  <w:proofErr w:type="spellEnd"/>
-                  <w:r>
-                    <w:rPr>
-                      <w:rFonts w:ascii="Arial Narrow" w:eastAsia="Arial Narrow" w:hAnsi="Arial Narrow" w:cs="Times New Roman"/>
-                      <w:bCs/>
-                      <w:color w:val="000000"/>
-                      <w:sz w:val="24"/>
-                      <w:szCs w:val="24"/>
-                    </w:rPr>
-                    <w:t>}</w:t>
+                    <w:t>${suspectJobName}</w:t>
                   </w:r>
                 </w:p>
               </w:tc>
@@ -3720,29 +3154,7 @@
                       <w:sz w:val="24"/>
                       <w:szCs w:val="24"/>
                     </w:rPr>
-                    <w:t>${</w:t>
-                  </w:r>
-                  <w:proofErr w:type="spellStart"/>
-                  <w:r>
-                    <w:rPr>
-                      <w:rFonts w:ascii="Arial Narrow" w:eastAsia="Arial Narrow" w:hAnsi="Arial Narrow" w:cs="Times New Roman"/>
-                      <w:bCs/>
-                      <w:color w:val="000000"/>
-                      <w:sz w:val="24"/>
-                      <w:szCs w:val="24"/>
-                    </w:rPr>
-                    <w:t>suspectReligionName</w:t>
-                  </w:r>
-                  <w:proofErr w:type="spellEnd"/>
-                  <w:r>
-                    <w:rPr>
-                      <w:rFonts w:ascii="Arial Narrow" w:eastAsia="Arial Narrow" w:hAnsi="Arial Narrow" w:cs="Times New Roman"/>
-                      <w:bCs/>
-                      <w:color w:val="000000"/>
-                      <w:sz w:val="24"/>
-                      <w:szCs w:val="24"/>
-                    </w:rPr>
-                    <w:t>}</w:t>
+                    <w:t>${suspectReligionName}</w:t>
                   </w:r>
                   <w:r>
                     <w:rPr>
@@ -3800,7 +3212,6 @@
                       <w:lang w:eastAsia="en-ID"/>
                     </w:rPr>
                   </w:pPr>
-                  <w:proofErr w:type="spellStart"/>
                   <w:r>
                     <w:rPr>
                       <w:rFonts w:ascii="Arial Narrow" w:eastAsia="Times New Roman" w:hAnsi="Arial Narrow" w:cs="Times New Roman"/>
@@ -3821,7 +3232,6 @@
                     </w:rPr>
                     <w:t>ewarganegaraan</w:t>
                   </w:r>
-                  <w:proofErr w:type="spellEnd"/>
                 </w:p>
               </w:tc>
               <w:tc>
@@ -3874,29 +3284,7 @@
                       <w:sz w:val="24"/>
                       <w:szCs w:val="24"/>
                     </w:rPr>
-                    <w:t>${</w:t>
-                  </w:r>
-                  <w:proofErr w:type="spellStart"/>
-                  <w:r>
-                    <w:rPr>
-                      <w:rFonts w:ascii="Arial Narrow" w:eastAsia="Arial Narrow" w:hAnsi="Arial Narrow" w:cs="Times New Roman"/>
-                      <w:bCs/>
-                      <w:color w:val="000000"/>
-                      <w:sz w:val="24"/>
-                      <w:szCs w:val="24"/>
-                    </w:rPr>
-                    <w:t>suspectNationality</w:t>
-                  </w:r>
-                  <w:proofErr w:type="spellEnd"/>
-                  <w:r>
-                    <w:rPr>
-                      <w:rFonts w:ascii="Arial Narrow" w:eastAsia="Arial Narrow" w:hAnsi="Arial Narrow" w:cs="Times New Roman"/>
-                      <w:bCs/>
-                      <w:color w:val="000000"/>
-                      <w:sz w:val="24"/>
-                      <w:szCs w:val="24"/>
-                    </w:rPr>
-                    <w:t>}</w:t>
+                    <w:t>${suspectNationality}</w:t>
                   </w:r>
                 </w:p>
               </w:tc>
@@ -3944,7 +3332,6 @@
                       <w:lang w:eastAsia="en-ID"/>
                     </w:rPr>
                   </w:pPr>
-                  <w:proofErr w:type="spellStart"/>
                   <w:r>
                     <w:rPr>
                       <w:rFonts w:ascii="Arial Narrow" w:hAnsi="Arial Narrow" w:cs="Times New Roman"/>
@@ -3961,43 +3348,14 @@
                     </w:rPr>
                     <w:t>lamat</w:t>
                   </w:r>
-                  <w:proofErr w:type="spellEnd"/>
                   <w:r>
                     <w:rPr>
                       <w:rFonts w:ascii="Arial Narrow" w:hAnsi="Arial Narrow" w:cs="Times New Roman"/>
                       <w:sz w:val="24"/>
                       <w:szCs w:val="24"/>
                     </w:rPr>
-                    <w:t>/</w:t>
+                    <w:t>/tempat tinggal</w:t>
                   </w:r>
-                  <w:proofErr w:type="spellStart"/>
-                  <w:r>
-                    <w:rPr>
-                      <w:rFonts w:ascii="Arial Narrow" w:hAnsi="Arial Narrow" w:cs="Times New Roman"/>
-                      <w:sz w:val="24"/>
-                      <w:szCs w:val="24"/>
-                    </w:rPr>
-                    <w:t>tempat</w:t>
-                  </w:r>
-                  <w:proofErr w:type="spellEnd"/>
-                  <w:r>
-                    <w:rPr>
-                      <w:rFonts w:ascii="Arial Narrow" w:hAnsi="Arial Narrow" w:cs="Times New Roman"/>
-                      <w:sz w:val="24"/>
-                      <w:szCs w:val="24"/>
-                    </w:rPr>
-                    <w:t xml:space="preserve"> </w:t>
-                  </w:r>
-                  <w:proofErr w:type="spellStart"/>
-                  <w:r>
-                    <w:rPr>
-                      <w:rFonts w:ascii="Arial Narrow" w:hAnsi="Arial Narrow" w:cs="Times New Roman"/>
-                      <w:sz w:val="24"/>
-                      <w:szCs w:val="24"/>
-                    </w:rPr>
-                    <w:t>tinggal</w:t>
-                  </w:r>
-                  <w:proofErr w:type="spellEnd"/>
                 </w:p>
               </w:tc>
               <w:tc>
@@ -4053,29 +3411,7 @@
                       <w:sz w:val="24"/>
                       <w:szCs w:val="24"/>
                     </w:rPr>
-                    <w:t>${</w:t>
-                  </w:r>
-                  <w:proofErr w:type="spellStart"/>
-                  <w:r>
-                    <w:rPr>
-                      <w:rFonts w:ascii="Arial Narrow" w:eastAsia="Arial Narrow" w:hAnsi="Arial Narrow" w:cs="Times New Roman"/>
-                      <w:bCs/>
-                      <w:color w:val="000000"/>
-                      <w:sz w:val="24"/>
-                      <w:szCs w:val="24"/>
-                    </w:rPr>
-                    <w:t>suspectFullAddress</w:t>
-                  </w:r>
-                  <w:proofErr w:type="spellEnd"/>
-                  <w:r>
-                    <w:rPr>
-                      <w:rFonts w:ascii="Arial Narrow" w:eastAsia="Arial Narrow" w:hAnsi="Arial Narrow" w:cs="Times New Roman"/>
-                      <w:bCs/>
-                      <w:color w:val="000000"/>
-                      <w:sz w:val="24"/>
-                      <w:szCs w:val="24"/>
-                    </w:rPr>
-                    <w:t>}</w:t>
+                    <w:t>${suspectFullAddress}</w:t>
                   </w:r>
                 </w:p>
               </w:tc>
@@ -4250,815 +3586,13 @@
                 <w:szCs w:val="24"/>
               </w:rPr>
             </w:pPr>
-            <w:proofErr w:type="spellStart"/>
-            <w:r>
-              <w:rPr>
-                <w:rFonts w:ascii="Arial Narrow" w:hAnsi="Arial Narrow" w:cs="Times New Roman"/>
-                <w:sz w:val="24"/>
-                <w:szCs w:val="24"/>
-              </w:rPr>
-              <w:t>Berkaitan</w:t>
-            </w:r>
-            <w:proofErr w:type="spellEnd"/>
-            <w:r>
-              <w:rPr>
-                <w:rFonts w:ascii="Arial Narrow" w:hAnsi="Arial Narrow" w:cs="Times New Roman"/>
-                <w:sz w:val="24"/>
-                <w:szCs w:val="24"/>
-              </w:rPr>
-              <w:t xml:space="preserve"> </w:t>
-            </w:r>
-            <w:proofErr w:type="spellStart"/>
-            <w:r>
-              <w:rPr>
-                <w:rFonts w:ascii="Arial Narrow" w:hAnsi="Arial Narrow" w:cs="Times New Roman"/>
-                <w:sz w:val="24"/>
-                <w:szCs w:val="24"/>
-              </w:rPr>
-              <w:t>dengan</w:t>
-            </w:r>
-            <w:proofErr w:type="spellEnd"/>
-            <w:r>
-              <w:rPr>
-                <w:rFonts w:ascii="Arial Narrow" w:hAnsi="Arial Narrow" w:cs="Times New Roman"/>
-                <w:sz w:val="24"/>
-                <w:szCs w:val="24"/>
-              </w:rPr>
-              <w:t xml:space="preserve"> </w:t>
-            </w:r>
-            <w:proofErr w:type="spellStart"/>
-            <w:r>
-              <w:rPr>
-                <w:rFonts w:ascii="Arial Narrow" w:hAnsi="Arial Narrow" w:cs="Times New Roman"/>
-                <w:sz w:val="24"/>
-                <w:szCs w:val="24"/>
-              </w:rPr>
-              <w:t>hal</w:t>
-            </w:r>
-            <w:proofErr w:type="spellEnd"/>
-            <w:r>
-              <w:rPr>
-                <w:rFonts w:ascii="Arial Narrow" w:hAnsi="Arial Narrow" w:cs="Times New Roman"/>
-                <w:sz w:val="24"/>
-                <w:szCs w:val="24"/>
-              </w:rPr>
-              <w:t xml:space="preserve"> </w:t>
-            </w:r>
-            <w:proofErr w:type="spellStart"/>
-            <w:r>
-              <w:rPr>
-                <w:rFonts w:ascii="Arial Narrow" w:hAnsi="Arial Narrow" w:cs="Times New Roman"/>
-                <w:sz w:val="24"/>
-                <w:szCs w:val="24"/>
-              </w:rPr>
-              <w:t>tersebut</w:t>
-            </w:r>
-            <w:proofErr w:type="spellEnd"/>
-            <w:r>
-              <w:rPr>
-                <w:rFonts w:ascii="Arial Narrow" w:hAnsi="Arial Narrow" w:cs="Times New Roman"/>
-                <w:sz w:val="24"/>
-                <w:szCs w:val="24"/>
-              </w:rPr>
-              <w:t xml:space="preserve">, </w:t>
-            </w:r>
-            <w:proofErr w:type="spellStart"/>
-            <w:r>
-              <w:rPr>
-                <w:rFonts w:ascii="Arial Narrow" w:hAnsi="Arial Narrow" w:cs="Times New Roman"/>
-                <w:sz w:val="24"/>
-                <w:szCs w:val="24"/>
-              </w:rPr>
-              <w:t>dikarenakan</w:t>
-            </w:r>
-            <w:proofErr w:type="spellEnd"/>
-            <w:r>
-              <w:rPr>
-                <w:rFonts w:ascii="Arial Narrow" w:hAnsi="Arial Narrow" w:cs="Times New Roman"/>
-                <w:sz w:val="24"/>
-                <w:szCs w:val="24"/>
-              </w:rPr>
-              <w:t xml:space="preserve"> </w:t>
-            </w:r>
-            <w:proofErr w:type="spellStart"/>
-            <w:r>
-              <w:rPr>
-                <w:rFonts w:ascii="Arial Narrow" w:hAnsi="Arial Narrow" w:cs="Times New Roman"/>
-                <w:sz w:val="24"/>
-                <w:szCs w:val="24"/>
-              </w:rPr>
-              <w:t>tersangka</w:t>
-            </w:r>
-            <w:proofErr w:type="spellEnd"/>
-            <w:r>
-              <w:rPr>
-                <w:rFonts w:ascii="Arial Narrow" w:hAnsi="Arial Narrow" w:cs="Times New Roman"/>
-                <w:sz w:val="24"/>
-                <w:szCs w:val="24"/>
-              </w:rPr>
-              <w:t xml:space="preserve"> </w:t>
-            </w:r>
-            <w:proofErr w:type="spellStart"/>
-            <w:r>
-              <w:rPr>
-                <w:rFonts w:ascii="Arial Narrow" w:hAnsi="Arial Narrow" w:cs="Times New Roman"/>
-                <w:sz w:val="24"/>
-                <w:szCs w:val="24"/>
-              </w:rPr>
-              <w:t>menderita</w:t>
-            </w:r>
-            <w:proofErr w:type="spellEnd"/>
-            <w:r>
-              <w:rPr>
-                <w:rFonts w:ascii="Arial Narrow" w:hAnsi="Arial Narrow" w:cs="Times New Roman"/>
-                <w:sz w:val="24"/>
-                <w:szCs w:val="24"/>
-              </w:rPr>
-              <w:t xml:space="preserve"> </w:t>
-            </w:r>
-            <w:proofErr w:type="spellStart"/>
-            <w:r>
-              <w:rPr>
-                <w:rFonts w:ascii="Arial Narrow" w:hAnsi="Arial Narrow" w:cs="Times New Roman"/>
-                <w:sz w:val="24"/>
-                <w:szCs w:val="24"/>
-              </w:rPr>
-              <w:t>gangguan</w:t>
-            </w:r>
-            <w:proofErr w:type="spellEnd"/>
-            <w:r>
-              <w:rPr>
-                <w:rFonts w:ascii="Arial Narrow" w:hAnsi="Arial Narrow" w:cs="Times New Roman"/>
-                <w:sz w:val="24"/>
-                <w:szCs w:val="24"/>
-              </w:rPr>
-              <w:t xml:space="preserve"> </w:t>
-            </w:r>
-            <w:proofErr w:type="spellStart"/>
-            <w:r>
-              <w:rPr>
-                <w:rFonts w:ascii="Arial Narrow" w:hAnsi="Arial Narrow" w:cs="Times New Roman"/>
-                <w:sz w:val="24"/>
-                <w:szCs w:val="24"/>
-              </w:rPr>
-              <w:t>fisik</w:t>
-            </w:r>
-            <w:proofErr w:type="spellEnd"/>
-            <w:r>
-              <w:rPr>
-                <w:rFonts w:ascii="Arial Narrow" w:hAnsi="Arial Narrow" w:cs="Times New Roman"/>
-                <w:sz w:val="24"/>
-                <w:szCs w:val="24"/>
-              </w:rPr>
-              <w:t xml:space="preserve"> </w:t>
-            </w:r>
-            <w:proofErr w:type="spellStart"/>
-            <w:r>
-              <w:rPr>
-                <w:rFonts w:ascii="Arial Narrow" w:hAnsi="Arial Narrow" w:cs="Times New Roman"/>
-                <w:sz w:val="24"/>
-                <w:szCs w:val="24"/>
-              </w:rPr>
-              <w:t>atau</w:t>
-            </w:r>
-            <w:proofErr w:type="spellEnd"/>
-            <w:r>
-              <w:rPr>
-                <w:rFonts w:ascii="Arial Narrow" w:hAnsi="Arial Narrow" w:cs="Times New Roman"/>
-                <w:sz w:val="24"/>
-                <w:szCs w:val="24"/>
-              </w:rPr>
-              <w:t xml:space="preserve"> mental yang </w:t>
-            </w:r>
-            <w:proofErr w:type="spellStart"/>
-            <w:r>
-              <w:rPr>
-                <w:rFonts w:ascii="Arial Narrow" w:hAnsi="Arial Narrow" w:cs="Times New Roman"/>
-                <w:sz w:val="24"/>
-                <w:szCs w:val="24"/>
-              </w:rPr>
-              <w:t>berat</w:t>
-            </w:r>
-            <w:proofErr w:type="spellEnd"/>
-            <w:r>
-              <w:rPr>
-                <w:rFonts w:ascii="Arial Narrow" w:hAnsi="Arial Narrow" w:cs="Times New Roman"/>
-                <w:sz w:val="24"/>
-                <w:szCs w:val="24"/>
-              </w:rPr>
-              <w:t xml:space="preserve"> yang </w:t>
-            </w:r>
-            <w:proofErr w:type="spellStart"/>
-            <w:r>
-              <w:rPr>
-                <w:rFonts w:ascii="Arial Narrow" w:hAnsi="Arial Narrow" w:cs="Times New Roman"/>
-                <w:sz w:val="24"/>
-                <w:szCs w:val="24"/>
-              </w:rPr>
-              <w:t>dibuktikan</w:t>
-            </w:r>
-            <w:proofErr w:type="spellEnd"/>
-            <w:r>
-              <w:rPr>
-                <w:rFonts w:ascii="Arial Narrow" w:hAnsi="Arial Narrow" w:cs="Times New Roman"/>
-                <w:sz w:val="24"/>
-                <w:szCs w:val="24"/>
-              </w:rPr>
-              <w:t xml:space="preserve"> </w:t>
-            </w:r>
-            <w:proofErr w:type="spellStart"/>
-            <w:r>
-              <w:rPr>
-                <w:rFonts w:ascii="Arial Narrow" w:hAnsi="Arial Narrow" w:cs="Times New Roman"/>
-                <w:sz w:val="24"/>
-                <w:szCs w:val="24"/>
-              </w:rPr>
-              <w:t>dengan</w:t>
-            </w:r>
-            <w:proofErr w:type="spellEnd"/>
-            <w:r>
-              <w:rPr>
-                <w:rFonts w:ascii="Arial Narrow" w:hAnsi="Arial Narrow" w:cs="Times New Roman"/>
-                <w:sz w:val="24"/>
-                <w:szCs w:val="24"/>
-              </w:rPr>
-              <w:t xml:space="preserve"> </w:t>
-            </w:r>
-            <w:proofErr w:type="spellStart"/>
-            <w:r>
-              <w:rPr>
-                <w:rFonts w:ascii="Arial Narrow" w:hAnsi="Arial Narrow" w:cs="Times New Roman"/>
-                <w:sz w:val="24"/>
-                <w:szCs w:val="24"/>
-              </w:rPr>
-              <w:t>surat</w:t>
-            </w:r>
-            <w:proofErr w:type="spellEnd"/>
-            <w:r>
-              <w:rPr>
-                <w:rFonts w:ascii="Arial Narrow" w:hAnsi="Arial Narrow" w:cs="Times New Roman"/>
-                <w:sz w:val="24"/>
-                <w:szCs w:val="24"/>
-              </w:rPr>
-              <w:t xml:space="preserve"> </w:t>
-            </w:r>
-            <w:proofErr w:type="spellStart"/>
-            <w:r>
-              <w:rPr>
-                <w:rFonts w:ascii="Arial Narrow" w:hAnsi="Arial Narrow" w:cs="Times New Roman"/>
-                <w:sz w:val="24"/>
-                <w:szCs w:val="24"/>
-              </w:rPr>
-              <w:t>keterangan</w:t>
-            </w:r>
-            <w:proofErr w:type="spellEnd"/>
-            <w:r>
-              <w:rPr>
-                <w:rFonts w:ascii="Arial Narrow" w:hAnsi="Arial Narrow" w:cs="Times New Roman"/>
-                <w:sz w:val="24"/>
-                <w:szCs w:val="24"/>
-              </w:rPr>
-              <w:t xml:space="preserve"> </w:t>
-            </w:r>
-            <w:proofErr w:type="spellStart"/>
-            <w:r>
-              <w:rPr>
-                <w:rFonts w:ascii="Arial Narrow" w:hAnsi="Arial Narrow" w:cs="Times New Roman"/>
-                <w:sz w:val="24"/>
-                <w:szCs w:val="24"/>
-              </w:rPr>
-              <w:t>dokter</w:t>
-            </w:r>
-            <w:proofErr w:type="spellEnd"/>
-            <w:r>
-              <w:rPr>
-                <w:rFonts w:ascii="Arial Narrow" w:hAnsi="Arial Narrow" w:cs="Times New Roman"/>
-                <w:sz w:val="24"/>
-                <w:szCs w:val="24"/>
-              </w:rPr>
-              <w:t xml:space="preserve"> </w:t>
-            </w:r>
-            <w:proofErr w:type="spellStart"/>
-            <w:r>
-              <w:rPr>
-                <w:rFonts w:ascii="Arial Narrow" w:hAnsi="Arial Narrow" w:cs="Times New Roman"/>
-                <w:sz w:val="24"/>
-                <w:szCs w:val="24"/>
-              </w:rPr>
-              <w:t>atau</w:t>
-            </w:r>
-            <w:proofErr w:type="spellEnd"/>
-            <w:r>
-              <w:rPr>
-                <w:rFonts w:ascii="Arial Narrow" w:hAnsi="Arial Narrow" w:cs="Times New Roman"/>
-                <w:sz w:val="24"/>
-                <w:szCs w:val="24"/>
-              </w:rPr>
-              <w:t xml:space="preserve"> </w:t>
-            </w:r>
-            <w:proofErr w:type="spellStart"/>
-            <w:r>
-              <w:rPr>
-                <w:rFonts w:ascii="Arial Narrow" w:hAnsi="Arial Narrow" w:cs="Times New Roman"/>
-                <w:sz w:val="24"/>
-                <w:szCs w:val="24"/>
-              </w:rPr>
-              <w:t>perkara</w:t>
-            </w:r>
-            <w:proofErr w:type="spellEnd"/>
-            <w:r>
-              <w:rPr>
-                <w:rFonts w:ascii="Arial Narrow" w:hAnsi="Arial Narrow" w:cs="Times New Roman"/>
-                <w:sz w:val="24"/>
-                <w:szCs w:val="24"/>
-              </w:rPr>
-              <w:t xml:space="preserve"> yang </w:t>
-            </w:r>
-            <w:proofErr w:type="spellStart"/>
-            <w:r>
-              <w:rPr>
-                <w:rFonts w:ascii="Arial Narrow" w:hAnsi="Arial Narrow" w:cs="Times New Roman"/>
-                <w:sz w:val="24"/>
-                <w:szCs w:val="24"/>
-              </w:rPr>
-              <w:t>sedang</w:t>
-            </w:r>
-            <w:proofErr w:type="spellEnd"/>
-            <w:r>
-              <w:rPr>
-                <w:rFonts w:ascii="Arial Narrow" w:hAnsi="Arial Narrow" w:cs="Times New Roman"/>
-                <w:sz w:val="24"/>
-                <w:szCs w:val="24"/>
-              </w:rPr>
-              <w:t xml:space="preserve"> </w:t>
-            </w:r>
-            <w:proofErr w:type="spellStart"/>
-            <w:r>
-              <w:rPr>
-                <w:rFonts w:ascii="Arial Narrow" w:hAnsi="Arial Narrow" w:cs="Times New Roman"/>
-                <w:sz w:val="24"/>
-                <w:szCs w:val="24"/>
-              </w:rPr>
-              <w:t>diperiksa</w:t>
-            </w:r>
-            <w:proofErr w:type="spellEnd"/>
-            <w:r>
-              <w:rPr>
-                <w:rFonts w:ascii="Arial Narrow" w:hAnsi="Arial Narrow" w:cs="Times New Roman"/>
-                <w:sz w:val="24"/>
-                <w:szCs w:val="24"/>
-              </w:rPr>
-              <w:t xml:space="preserve"> </w:t>
-            </w:r>
-            <w:proofErr w:type="spellStart"/>
-            <w:r>
-              <w:rPr>
-                <w:rFonts w:ascii="Arial Narrow" w:hAnsi="Arial Narrow" w:cs="Times New Roman"/>
-                <w:sz w:val="24"/>
-                <w:szCs w:val="24"/>
-              </w:rPr>
-              <w:t>diancam</w:t>
-            </w:r>
-            <w:proofErr w:type="spellEnd"/>
-            <w:r>
-              <w:rPr>
-                <w:rFonts w:ascii="Arial Narrow" w:hAnsi="Arial Narrow" w:cs="Times New Roman"/>
-                <w:sz w:val="24"/>
-                <w:szCs w:val="24"/>
-              </w:rPr>
-              <w:t xml:space="preserve"> </w:t>
-            </w:r>
-            <w:proofErr w:type="spellStart"/>
-            <w:r>
-              <w:rPr>
-                <w:rFonts w:ascii="Arial Narrow" w:hAnsi="Arial Narrow" w:cs="Times New Roman"/>
-                <w:sz w:val="24"/>
-                <w:szCs w:val="24"/>
-              </w:rPr>
-              <w:t>dengan</w:t>
-            </w:r>
-            <w:proofErr w:type="spellEnd"/>
-            <w:r>
-              <w:rPr>
-                <w:rFonts w:ascii="Arial Narrow" w:hAnsi="Arial Narrow" w:cs="Times New Roman"/>
-                <w:sz w:val="24"/>
-                <w:szCs w:val="24"/>
-              </w:rPr>
-              <w:t xml:space="preserve"> </w:t>
-            </w:r>
-            <w:proofErr w:type="spellStart"/>
-            <w:r>
-              <w:rPr>
-                <w:rFonts w:ascii="Arial Narrow" w:hAnsi="Arial Narrow" w:cs="Times New Roman"/>
-                <w:sz w:val="24"/>
-                <w:szCs w:val="24"/>
-              </w:rPr>
-              <w:t>pidana</w:t>
-            </w:r>
-            <w:proofErr w:type="spellEnd"/>
-            <w:r>
-              <w:rPr>
-                <w:rFonts w:ascii="Arial Narrow" w:hAnsi="Arial Narrow" w:cs="Times New Roman"/>
-                <w:sz w:val="24"/>
-                <w:szCs w:val="24"/>
-              </w:rPr>
-              <w:t xml:space="preserve"> </w:t>
-            </w:r>
-            <w:proofErr w:type="spellStart"/>
-            <w:r>
-              <w:rPr>
-                <w:rFonts w:ascii="Arial Narrow" w:hAnsi="Arial Narrow" w:cs="Times New Roman"/>
-                <w:sz w:val="24"/>
-                <w:szCs w:val="24"/>
-              </w:rPr>
-              <w:t>penjara</w:t>
-            </w:r>
-            <w:proofErr w:type="spellEnd"/>
-            <w:r>
-              <w:rPr>
-                <w:rFonts w:ascii="Arial Narrow" w:hAnsi="Arial Narrow" w:cs="Times New Roman"/>
-                <w:sz w:val="24"/>
-                <w:szCs w:val="24"/>
-              </w:rPr>
-              <w:t xml:space="preserve"> 9 (</w:t>
-            </w:r>
-            <w:proofErr w:type="spellStart"/>
-            <w:r>
-              <w:rPr>
-                <w:rFonts w:ascii="Arial Narrow" w:hAnsi="Arial Narrow" w:cs="Times New Roman"/>
-                <w:sz w:val="24"/>
-                <w:szCs w:val="24"/>
-              </w:rPr>
-              <w:t>sembilan</w:t>
-            </w:r>
-            <w:proofErr w:type="spellEnd"/>
-            <w:r>
-              <w:rPr>
-                <w:rFonts w:ascii="Arial Narrow" w:hAnsi="Arial Narrow" w:cs="Times New Roman"/>
-                <w:sz w:val="24"/>
-                <w:szCs w:val="24"/>
-              </w:rPr>
-              <w:t xml:space="preserve">) </w:t>
-            </w:r>
-            <w:proofErr w:type="spellStart"/>
-            <w:r>
-              <w:rPr>
-                <w:rFonts w:ascii="Arial Narrow" w:hAnsi="Arial Narrow" w:cs="Times New Roman"/>
-                <w:sz w:val="24"/>
-                <w:szCs w:val="24"/>
-              </w:rPr>
-              <w:t>tahun</w:t>
-            </w:r>
-            <w:proofErr w:type="spellEnd"/>
-            <w:r>
-              <w:rPr>
-                <w:rFonts w:ascii="Arial Narrow" w:hAnsi="Arial Narrow" w:cs="Times New Roman"/>
-                <w:sz w:val="24"/>
-                <w:szCs w:val="24"/>
-              </w:rPr>
-              <w:t xml:space="preserve"> </w:t>
-            </w:r>
-            <w:proofErr w:type="spellStart"/>
-            <w:r>
-              <w:rPr>
-                <w:rFonts w:ascii="Arial Narrow" w:hAnsi="Arial Narrow" w:cs="Times New Roman"/>
-                <w:sz w:val="24"/>
-                <w:szCs w:val="24"/>
-              </w:rPr>
-              <w:t>atau</w:t>
-            </w:r>
-            <w:proofErr w:type="spellEnd"/>
-            <w:r>
-              <w:rPr>
-                <w:rFonts w:ascii="Arial Narrow" w:hAnsi="Arial Narrow" w:cs="Times New Roman"/>
-                <w:sz w:val="24"/>
-                <w:szCs w:val="24"/>
-              </w:rPr>
-              <w:t xml:space="preserve"> </w:t>
-            </w:r>
-            <w:proofErr w:type="spellStart"/>
-            <w:r>
-              <w:rPr>
-                <w:rFonts w:ascii="Arial Narrow" w:hAnsi="Arial Narrow" w:cs="Times New Roman"/>
-                <w:sz w:val="24"/>
-                <w:szCs w:val="24"/>
-              </w:rPr>
-              <w:t>lebih</w:t>
-            </w:r>
-            <w:proofErr w:type="spellEnd"/>
-            <w:r>
-              <w:rPr>
-                <w:rFonts w:ascii="Arial Narrow" w:hAnsi="Arial Narrow" w:cs="Times New Roman"/>
-                <w:sz w:val="24"/>
-                <w:szCs w:val="24"/>
-              </w:rPr>
-              <w:t xml:space="preserve">*), </w:t>
-            </w:r>
-            <w:proofErr w:type="spellStart"/>
-            <w:r>
-              <w:rPr>
-                <w:rFonts w:ascii="Arial Narrow" w:hAnsi="Arial Narrow" w:cs="Times New Roman"/>
-                <w:sz w:val="24"/>
-                <w:szCs w:val="24"/>
-              </w:rPr>
-              <w:t>untuk</w:t>
-            </w:r>
-            <w:proofErr w:type="spellEnd"/>
-            <w:r>
-              <w:rPr>
-                <w:rFonts w:ascii="Arial Narrow" w:hAnsi="Arial Narrow" w:cs="Times New Roman"/>
-                <w:sz w:val="24"/>
-                <w:szCs w:val="24"/>
-              </w:rPr>
-              <w:t xml:space="preserve"> </w:t>
-            </w:r>
-            <w:proofErr w:type="spellStart"/>
-            <w:r>
-              <w:rPr>
-                <w:rFonts w:ascii="Arial Narrow" w:hAnsi="Arial Narrow" w:cs="Times New Roman"/>
-                <w:sz w:val="24"/>
-                <w:szCs w:val="24"/>
-              </w:rPr>
-              <w:t>kepentingan</w:t>
-            </w:r>
-            <w:proofErr w:type="spellEnd"/>
-            <w:r>
-              <w:rPr>
-                <w:rFonts w:ascii="Arial Narrow" w:hAnsi="Arial Narrow" w:cs="Times New Roman"/>
-                <w:sz w:val="24"/>
-                <w:szCs w:val="24"/>
-              </w:rPr>
-              <w:t xml:space="preserve"> proses </w:t>
-            </w:r>
-            <w:proofErr w:type="spellStart"/>
-            <w:r>
-              <w:rPr>
-                <w:rFonts w:ascii="Arial Narrow" w:hAnsi="Arial Narrow" w:cs="Times New Roman"/>
-                <w:sz w:val="24"/>
-                <w:szCs w:val="24"/>
-              </w:rPr>
-              <w:t>penyidikan</w:t>
-            </w:r>
-            <w:proofErr w:type="spellEnd"/>
-            <w:r>
-              <w:rPr>
-                <w:rFonts w:ascii="Arial Narrow" w:hAnsi="Arial Narrow" w:cs="Times New Roman"/>
-                <w:sz w:val="24"/>
-                <w:szCs w:val="24"/>
-              </w:rPr>
-              <w:t xml:space="preserve"> </w:t>
-            </w:r>
-            <w:proofErr w:type="spellStart"/>
-            <w:r>
-              <w:rPr>
-                <w:rFonts w:ascii="Arial Narrow" w:hAnsi="Arial Narrow" w:cs="Times New Roman"/>
-                <w:sz w:val="24"/>
-                <w:szCs w:val="24"/>
-              </w:rPr>
-              <w:t>karena</w:t>
-            </w:r>
-            <w:proofErr w:type="spellEnd"/>
-            <w:r>
-              <w:rPr>
-                <w:rFonts w:ascii="Arial Narrow" w:hAnsi="Arial Narrow" w:cs="Times New Roman"/>
-                <w:sz w:val="24"/>
-                <w:szCs w:val="24"/>
-              </w:rPr>
-              <w:t xml:space="preserve"> </w:t>
-            </w:r>
-            <w:proofErr w:type="spellStart"/>
-            <w:r>
-              <w:rPr>
-                <w:rFonts w:ascii="Arial Narrow" w:hAnsi="Arial Narrow" w:cs="Times New Roman"/>
-                <w:sz w:val="24"/>
-                <w:szCs w:val="24"/>
-              </w:rPr>
-              <w:t>pemeriksaan</w:t>
-            </w:r>
-            <w:proofErr w:type="spellEnd"/>
-            <w:r>
-              <w:rPr>
-                <w:rFonts w:ascii="Arial Narrow" w:hAnsi="Arial Narrow" w:cs="Times New Roman"/>
-                <w:sz w:val="24"/>
-                <w:szCs w:val="24"/>
-              </w:rPr>
-              <w:t xml:space="preserve"> </w:t>
-            </w:r>
-            <w:proofErr w:type="spellStart"/>
-            <w:r>
-              <w:rPr>
-                <w:rFonts w:ascii="Arial Narrow" w:hAnsi="Arial Narrow" w:cs="Times New Roman"/>
-                <w:sz w:val="24"/>
-                <w:szCs w:val="24"/>
-              </w:rPr>
-              <w:t>terhadap</w:t>
-            </w:r>
-            <w:proofErr w:type="spellEnd"/>
-            <w:r>
-              <w:rPr>
-                <w:rFonts w:ascii="Arial Narrow" w:hAnsi="Arial Narrow" w:cs="Times New Roman"/>
-                <w:sz w:val="24"/>
-                <w:szCs w:val="24"/>
-              </w:rPr>
-              <w:t xml:space="preserve"> </w:t>
-            </w:r>
-            <w:proofErr w:type="spellStart"/>
-            <w:r>
-              <w:rPr>
-                <w:rFonts w:ascii="Arial Narrow" w:hAnsi="Arial Narrow" w:cs="Times New Roman"/>
-                <w:sz w:val="24"/>
-                <w:szCs w:val="24"/>
-              </w:rPr>
-              <w:t>tersangka</w:t>
-            </w:r>
-            <w:proofErr w:type="spellEnd"/>
-            <w:r>
-              <w:rPr>
-                <w:rFonts w:ascii="Arial Narrow" w:hAnsi="Arial Narrow" w:cs="Times New Roman"/>
-                <w:sz w:val="24"/>
-                <w:szCs w:val="24"/>
-              </w:rPr>
-              <w:t xml:space="preserve"> dan proses </w:t>
-            </w:r>
-            <w:proofErr w:type="spellStart"/>
-            <w:r>
-              <w:rPr>
-                <w:rFonts w:ascii="Arial Narrow" w:hAnsi="Arial Narrow" w:cs="Times New Roman"/>
-                <w:sz w:val="24"/>
-                <w:szCs w:val="24"/>
-              </w:rPr>
-              <w:t>penyidikan</w:t>
-            </w:r>
-            <w:proofErr w:type="spellEnd"/>
-            <w:r>
-              <w:rPr>
-                <w:rFonts w:ascii="Arial Narrow" w:hAnsi="Arial Narrow" w:cs="Times New Roman"/>
-                <w:sz w:val="24"/>
-                <w:szCs w:val="24"/>
-              </w:rPr>
-              <w:t xml:space="preserve"> </w:t>
-            </w:r>
-            <w:proofErr w:type="spellStart"/>
-            <w:r>
-              <w:rPr>
-                <w:rFonts w:ascii="Arial Narrow" w:hAnsi="Arial Narrow" w:cs="Times New Roman"/>
-                <w:sz w:val="24"/>
-                <w:szCs w:val="24"/>
-              </w:rPr>
-              <w:t>perkaranya</w:t>
-            </w:r>
-            <w:proofErr w:type="spellEnd"/>
-            <w:r>
-              <w:rPr>
-                <w:rFonts w:ascii="Arial Narrow" w:hAnsi="Arial Narrow" w:cs="Times New Roman"/>
-                <w:sz w:val="24"/>
-                <w:szCs w:val="24"/>
-              </w:rPr>
-              <w:t xml:space="preserve"> </w:t>
-            </w:r>
-            <w:proofErr w:type="spellStart"/>
-            <w:r>
-              <w:rPr>
-                <w:rFonts w:ascii="Arial Narrow" w:hAnsi="Arial Narrow" w:cs="Times New Roman"/>
-                <w:sz w:val="24"/>
-                <w:szCs w:val="24"/>
-              </w:rPr>
-              <w:t>belum</w:t>
-            </w:r>
-            <w:proofErr w:type="spellEnd"/>
-            <w:r>
-              <w:rPr>
-                <w:rFonts w:ascii="Arial Narrow" w:hAnsi="Arial Narrow" w:cs="Times New Roman"/>
-                <w:sz w:val="24"/>
-                <w:szCs w:val="24"/>
-              </w:rPr>
-              <w:t xml:space="preserve"> </w:t>
-            </w:r>
-            <w:proofErr w:type="spellStart"/>
-            <w:r>
-              <w:rPr>
-                <w:rFonts w:ascii="Arial Narrow" w:hAnsi="Arial Narrow" w:cs="Times New Roman"/>
-                <w:sz w:val="24"/>
-                <w:szCs w:val="24"/>
-              </w:rPr>
-              <w:t>selesai</w:t>
-            </w:r>
-            <w:proofErr w:type="spellEnd"/>
-            <w:r>
-              <w:rPr>
-                <w:rFonts w:ascii="Arial Narrow" w:hAnsi="Arial Narrow" w:cs="Times New Roman"/>
-                <w:sz w:val="24"/>
-                <w:szCs w:val="24"/>
-              </w:rPr>
-              <w:t xml:space="preserve">, </w:t>
-            </w:r>
-            <w:proofErr w:type="spellStart"/>
-            <w:r>
-              <w:rPr>
-                <w:rFonts w:ascii="Arial Narrow" w:hAnsi="Arial Narrow" w:cs="Times New Roman"/>
-                <w:sz w:val="24"/>
-                <w:szCs w:val="24"/>
-              </w:rPr>
-              <w:t>sedangkan</w:t>
-            </w:r>
-            <w:proofErr w:type="spellEnd"/>
-            <w:r>
-              <w:rPr>
-                <w:rFonts w:ascii="Arial Narrow" w:hAnsi="Arial Narrow" w:cs="Times New Roman"/>
-                <w:sz w:val="24"/>
-                <w:szCs w:val="24"/>
-              </w:rPr>
-              <w:t xml:space="preserve"> masa </w:t>
-            </w:r>
-            <w:proofErr w:type="spellStart"/>
-            <w:r>
-              <w:rPr>
-                <w:rFonts w:ascii="Arial Narrow" w:hAnsi="Arial Narrow" w:cs="Times New Roman"/>
-                <w:sz w:val="24"/>
-                <w:szCs w:val="24"/>
-              </w:rPr>
-              <w:t>penahanan</w:t>
-            </w:r>
-            <w:proofErr w:type="spellEnd"/>
-            <w:r>
-              <w:rPr>
-                <w:rFonts w:ascii="Arial Narrow" w:hAnsi="Arial Narrow" w:cs="Times New Roman"/>
-                <w:sz w:val="24"/>
-                <w:szCs w:val="24"/>
-              </w:rPr>
-              <w:t xml:space="preserve"> </w:t>
-            </w:r>
-            <w:proofErr w:type="spellStart"/>
-            <w:r>
-              <w:rPr>
-                <w:rFonts w:ascii="Arial Narrow" w:hAnsi="Arial Narrow" w:cs="Times New Roman"/>
-                <w:sz w:val="24"/>
-                <w:szCs w:val="24"/>
-              </w:rPr>
-              <w:t>dari</w:t>
-            </w:r>
-            <w:proofErr w:type="spellEnd"/>
-            <w:r>
-              <w:rPr>
-                <w:rFonts w:ascii="Arial Narrow" w:hAnsi="Arial Narrow" w:cs="Times New Roman"/>
-                <w:sz w:val="24"/>
-                <w:szCs w:val="24"/>
-              </w:rPr>
-              <w:t xml:space="preserve"> </w:t>
-            </w:r>
-            <w:proofErr w:type="spellStart"/>
-            <w:r>
-              <w:rPr>
-                <w:rFonts w:ascii="Arial Narrow" w:hAnsi="Arial Narrow" w:cs="Times New Roman"/>
-                <w:sz w:val="24"/>
-                <w:szCs w:val="24"/>
-              </w:rPr>
-              <w:t>kejaksaan</w:t>
-            </w:r>
-            <w:proofErr w:type="spellEnd"/>
-            <w:r>
-              <w:rPr>
-                <w:rFonts w:ascii="Arial Narrow" w:hAnsi="Arial Narrow" w:cs="Times New Roman"/>
-                <w:sz w:val="24"/>
-                <w:szCs w:val="24"/>
-              </w:rPr>
-              <w:t xml:space="preserve"> </w:t>
-            </w:r>
-            <w:proofErr w:type="spellStart"/>
-            <w:r>
-              <w:rPr>
-                <w:rFonts w:ascii="Arial Narrow" w:hAnsi="Arial Narrow" w:cs="Times New Roman"/>
-                <w:sz w:val="24"/>
-                <w:szCs w:val="24"/>
-              </w:rPr>
-              <w:t>akan</w:t>
-            </w:r>
-            <w:proofErr w:type="spellEnd"/>
-            <w:r>
-              <w:rPr>
-                <w:rFonts w:ascii="Arial Narrow" w:hAnsi="Arial Narrow" w:cs="Times New Roman"/>
-                <w:sz w:val="24"/>
-                <w:szCs w:val="24"/>
-              </w:rPr>
-              <w:t xml:space="preserve"> </w:t>
-            </w:r>
-            <w:proofErr w:type="spellStart"/>
-            <w:r>
-              <w:rPr>
-                <w:rFonts w:ascii="Arial Narrow" w:hAnsi="Arial Narrow" w:cs="Times New Roman"/>
-                <w:sz w:val="24"/>
-                <w:szCs w:val="24"/>
-              </w:rPr>
-              <w:t>berakhir</w:t>
-            </w:r>
-            <w:proofErr w:type="spellEnd"/>
-            <w:r>
-              <w:rPr>
-                <w:rFonts w:ascii="Arial Narrow" w:hAnsi="Arial Narrow" w:cs="Times New Roman"/>
-                <w:sz w:val="24"/>
-                <w:szCs w:val="24"/>
-              </w:rPr>
-              <w:t xml:space="preserve"> </w:t>
+            <w:r>
+              <w:rPr>
+                <w:rFonts w:ascii="Arial Narrow" w:hAnsi="Arial Narrow" w:cs="Times New Roman"/>
+                <w:sz w:val="24"/>
+                <w:szCs w:val="24"/>
+              </w:rPr>
+              <w:t xml:space="preserve">Berkaitan dengan hal tersebut, dikarenakan tersangka menderita gangguan fisik atau mental yang berat yang dibuktikan dengan surat keterangan dokter atau perkara yang sedang diperiksa diancam dengan pidana penjara 9 (sembilan) tahun atau lebih*), untuk kepentingan proses penyidikan karena pemeriksaan terhadap tersangka dan proses penyidikan perkaranya belum selesai, sedangkan masa penahanan dari kejaksaan akan berakhir </w:t>
             </w:r>
             <w:r>
               <w:rPr>
@@ -5067,465 +3601,15 @@
                 <w:szCs w:val="24"/>
               </w:rPr>
               <w:lastRenderedPageBreak/>
-              <w:t xml:space="preserve">pada </w:t>
-            </w:r>
-            <w:proofErr w:type="spellStart"/>
-            <w:r>
-              <w:rPr>
-                <w:rFonts w:ascii="Arial Narrow" w:hAnsi="Arial Narrow" w:cs="Times New Roman"/>
-                <w:sz w:val="24"/>
-                <w:szCs w:val="24"/>
-              </w:rPr>
-              <w:t>tanggal</w:t>
-            </w:r>
-            <w:proofErr w:type="spellEnd"/>
-            <w:r>
-              <w:rPr>
-                <w:rFonts w:ascii="Arial Narrow" w:hAnsi="Arial Narrow" w:cs="Times New Roman"/>
-                <w:sz w:val="24"/>
-                <w:szCs w:val="24"/>
-              </w:rPr>
-              <w:t xml:space="preserve"> </w:t>
-            </w:r>
-            <w:r>
-              <w:rPr>
-                <w:rFonts w:ascii="Arial Narrow" w:hAnsi="Arial Narrow" w:cs="Times New Roman"/>
-                <w:sz w:val="24"/>
-                <w:szCs w:val="24"/>
-              </w:rPr>
-              <w:t>${</w:t>
-            </w:r>
-            <w:proofErr w:type="spellStart"/>
-            <w:r>
-              <w:rPr>
-                <w:rFonts w:ascii="Arial Narrow" w:hAnsi="Arial Narrow" w:cs="Times New Roman"/>
-                <w:sz w:val="24"/>
-                <w:szCs w:val="24"/>
-              </w:rPr>
-              <w:t>kejaksaan_akhir_tanggal</w:t>
-            </w:r>
-            <w:proofErr w:type="spellEnd"/>
-            <w:r>
-              <w:rPr>
-                <w:rFonts w:ascii="Arial Narrow" w:hAnsi="Arial Narrow" w:cs="Times New Roman"/>
-                <w:sz w:val="24"/>
-                <w:szCs w:val="24"/>
-              </w:rPr>
-              <w:t xml:space="preserve">}, </w:t>
-            </w:r>
-            <w:proofErr w:type="spellStart"/>
-            <w:r>
-              <w:rPr>
-                <w:rFonts w:ascii="Arial Narrow" w:hAnsi="Arial Narrow" w:cs="Times New Roman"/>
-                <w:sz w:val="24"/>
-                <w:szCs w:val="24"/>
-              </w:rPr>
-              <w:t>maka</w:t>
-            </w:r>
-            <w:proofErr w:type="spellEnd"/>
-            <w:r>
-              <w:rPr>
-                <w:rFonts w:ascii="Arial Narrow" w:hAnsi="Arial Narrow" w:cs="Times New Roman"/>
-                <w:sz w:val="24"/>
-                <w:szCs w:val="24"/>
-              </w:rPr>
-              <w:t xml:space="preserve"> </w:t>
-            </w:r>
-            <w:proofErr w:type="spellStart"/>
-            <w:r>
-              <w:rPr>
-                <w:rFonts w:ascii="Arial Narrow" w:hAnsi="Arial Narrow" w:cs="Times New Roman"/>
-                <w:sz w:val="24"/>
-                <w:szCs w:val="24"/>
-              </w:rPr>
-              <w:t>penyidik</w:t>
-            </w:r>
-            <w:proofErr w:type="spellEnd"/>
-            <w:r>
-              <w:rPr>
-                <w:rFonts w:ascii="Arial Narrow" w:hAnsi="Arial Narrow" w:cs="Times New Roman"/>
-                <w:sz w:val="24"/>
-                <w:szCs w:val="24"/>
-              </w:rPr>
-              <w:t xml:space="preserve"> </w:t>
-            </w:r>
-            <w:proofErr w:type="spellStart"/>
-            <w:r>
-              <w:rPr>
-                <w:rFonts w:ascii="Arial Narrow" w:hAnsi="Arial Narrow" w:cs="Times New Roman"/>
-                <w:sz w:val="24"/>
-                <w:szCs w:val="24"/>
-              </w:rPr>
-              <w:t>mengajukan</w:t>
-            </w:r>
-            <w:proofErr w:type="spellEnd"/>
-            <w:r>
-              <w:rPr>
-                <w:rFonts w:ascii="Arial Narrow" w:hAnsi="Arial Narrow" w:cs="Times New Roman"/>
-                <w:sz w:val="24"/>
-                <w:szCs w:val="24"/>
-              </w:rPr>
-              <w:t xml:space="preserve"> </w:t>
-            </w:r>
-            <w:proofErr w:type="spellStart"/>
-            <w:r>
-              <w:rPr>
-                <w:rFonts w:ascii="Arial Narrow" w:hAnsi="Arial Narrow" w:cs="Times New Roman"/>
-                <w:sz w:val="24"/>
-                <w:szCs w:val="24"/>
-              </w:rPr>
-              <w:t>permohonan</w:t>
-            </w:r>
-            <w:proofErr w:type="spellEnd"/>
-            <w:r>
-              <w:rPr>
-                <w:rFonts w:ascii="Arial Narrow" w:hAnsi="Arial Narrow" w:cs="Times New Roman"/>
-                <w:sz w:val="24"/>
-                <w:szCs w:val="24"/>
-              </w:rPr>
-              <w:t xml:space="preserve"> </w:t>
-            </w:r>
-            <w:proofErr w:type="spellStart"/>
-            <w:r>
-              <w:rPr>
-                <w:rFonts w:ascii="Arial Narrow" w:hAnsi="Arial Narrow" w:cs="Times New Roman"/>
-                <w:sz w:val="24"/>
-                <w:szCs w:val="24"/>
-              </w:rPr>
-              <w:t>kepada</w:t>
-            </w:r>
-            <w:proofErr w:type="spellEnd"/>
-            <w:r>
-              <w:rPr>
-                <w:rFonts w:ascii="Arial Narrow" w:hAnsi="Arial Narrow" w:cs="Times New Roman"/>
-                <w:sz w:val="24"/>
-                <w:szCs w:val="24"/>
-              </w:rPr>
-              <w:t xml:space="preserve"> </w:t>
-            </w:r>
-            <w:proofErr w:type="spellStart"/>
-            <w:r>
-              <w:rPr>
-                <w:rFonts w:ascii="Arial Narrow" w:hAnsi="Arial Narrow" w:cs="Times New Roman"/>
-                <w:sz w:val="24"/>
-                <w:szCs w:val="24"/>
-              </w:rPr>
-              <w:t>Ketua</w:t>
-            </w:r>
-            <w:proofErr w:type="spellEnd"/>
-            <w:r>
-              <w:rPr>
-                <w:rFonts w:ascii="Arial Narrow" w:hAnsi="Arial Narrow" w:cs="Times New Roman"/>
-                <w:sz w:val="24"/>
-                <w:szCs w:val="24"/>
-              </w:rPr>
-              <w:t xml:space="preserve"> </w:t>
-            </w:r>
-            <w:proofErr w:type="spellStart"/>
-            <w:r>
-              <w:rPr>
-                <w:rFonts w:ascii="Arial Narrow" w:hAnsi="Arial Narrow" w:cs="Times New Roman"/>
-                <w:sz w:val="24"/>
-                <w:szCs w:val="24"/>
-              </w:rPr>
-              <w:t>untuk</w:t>
-            </w:r>
-            <w:proofErr w:type="spellEnd"/>
-            <w:r>
-              <w:rPr>
-                <w:rFonts w:ascii="Arial Narrow" w:hAnsi="Arial Narrow" w:cs="Times New Roman"/>
-                <w:sz w:val="24"/>
-                <w:szCs w:val="24"/>
-              </w:rPr>
-              <w:t xml:space="preserve"> </w:t>
-            </w:r>
-            <w:proofErr w:type="spellStart"/>
-            <w:r>
-              <w:rPr>
-                <w:rFonts w:ascii="Arial Narrow" w:hAnsi="Arial Narrow" w:cs="Times New Roman"/>
-                <w:sz w:val="24"/>
-                <w:szCs w:val="24"/>
-              </w:rPr>
-              <w:t>dapatnya</w:t>
-            </w:r>
-            <w:proofErr w:type="spellEnd"/>
-            <w:r>
-              <w:rPr>
-                <w:rFonts w:ascii="Arial Narrow" w:hAnsi="Arial Narrow" w:cs="Times New Roman"/>
-                <w:sz w:val="24"/>
-                <w:szCs w:val="24"/>
-              </w:rPr>
-              <w:t xml:space="preserve"> </w:t>
-            </w:r>
-            <w:proofErr w:type="spellStart"/>
-            <w:r>
-              <w:rPr>
-                <w:rFonts w:ascii="Arial Narrow" w:hAnsi="Arial Narrow" w:cs="Times New Roman"/>
-                <w:sz w:val="24"/>
-                <w:szCs w:val="24"/>
-              </w:rPr>
-              <w:t>penahanan</w:t>
-            </w:r>
-            <w:proofErr w:type="spellEnd"/>
-            <w:r>
-              <w:rPr>
-                <w:rFonts w:ascii="Arial Narrow" w:hAnsi="Arial Narrow" w:cs="Times New Roman"/>
-                <w:sz w:val="24"/>
-                <w:szCs w:val="24"/>
-              </w:rPr>
-              <w:t xml:space="preserve"> </w:t>
-            </w:r>
-            <w:proofErr w:type="spellStart"/>
-            <w:r>
-              <w:rPr>
-                <w:rFonts w:ascii="Arial Narrow" w:hAnsi="Arial Narrow" w:cs="Times New Roman"/>
-                <w:sz w:val="24"/>
-                <w:szCs w:val="24"/>
-              </w:rPr>
-              <w:t>terhadap</w:t>
-            </w:r>
-            <w:proofErr w:type="spellEnd"/>
-            <w:r>
-              <w:rPr>
-                <w:rFonts w:ascii="Arial Narrow" w:hAnsi="Arial Narrow" w:cs="Times New Roman"/>
-                <w:sz w:val="24"/>
-                <w:szCs w:val="24"/>
-              </w:rPr>
-              <w:t xml:space="preserve"> </w:t>
-            </w:r>
-            <w:proofErr w:type="spellStart"/>
-            <w:r>
-              <w:rPr>
-                <w:rFonts w:ascii="Arial Narrow" w:hAnsi="Arial Narrow" w:cs="Times New Roman"/>
-                <w:sz w:val="24"/>
-                <w:szCs w:val="24"/>
-              </w:rPr>
-              <w:t>tersangka</w:t>
-            </w:r>
-            <w:proofErr w:type="spellEnd"/>
-            <w:r>
-              <w:rPr>
-                <w:rFonts w:ascii="Arial Narrow" w:hAnsi="Arial Narrow" w:cs="Times New Roman"/>
-                <w:sz w:val="24"/>
-                <w:szCs w:val="24"/>
-              </w:rPr>
-              <w:t xml:space="preserve"> </w:t>
-            </w:r>
-            <w:proofErr w:type="spellStart"/>
-            <w:r>
-              <w:rPr>
-                <w:rFonts w:ascii="Arial Narrow" w:hAnsi="Arial Narrow" w:cs="Times New Roman"/>
-                <w:sz w:val="24"/>
-                <w:szCs w:val="24"/>
-              </w:rPr>
-              <w:t>diperpanjang</w:t>
-            </w:r>
-            <w:proofErr w:type="spellEnd"/>
-            <w:r>
-              <w:rPr>
-                <w:rFonts w:ascii="Arial Narrow" w:hAnsi="Arial Narrow" w:cs="Times New Roman"/>
-                <w:sz w:val="24"/>
-                <w:szCs w:val="24"/>
-              </w:rPr>
-              <w:t xml:space="preserve"> </w:t>
-            </w:r>
-            <w:proofErr w:type="spellStart"/>
-            <w:r>
-              <w:rPr>
-                <w:rFonts w:ascii="Arial Narrow" w:hAnsi="Arial Narrow" w:cs="Times New Roman"/>
-                <w:sz w:val="24"/>
-                <w:szCs w:val="24"/>
-              </w:rPr>
-              <w:t>selama</w:t>
-            </w:r>
-            <w:proofErr w:type="spellEnd"/>
-            <w:r>
-              <w:rPr>
-                <w:rFonts w:ascii="Arial Narrow" w:hAnsi="Arial Narrow" w:cs="Times New Roman"/>
-                <w:sz w:val="24"/>
-                <w:szCs w:val="24"/>
-              </w:rPr>
-              <w:t xml:space="preserve"> ${</w:t>
-            </w:r>
-            <w:proofErr w:type="spellStart"/>
-            <w:r>
-              <w:rPr>
-                <w:rFonts w:ascii="Arial Narrow" w:hAnsi="Arial Narrow" w:cs="Times New Roman"/>
-                <w:sz w:val="24"/>
-                <w:szCs w:val="24"/>
-              </w:rPr>
-              <w:t>requestedExtensionDays</w:t>
-            </w:r>
-            <w:proofErr w:type="spellEnd"/>
-            <w:r>
-              <w:rPr>
-                <w:rFonts w:ascii="Arial Narrow" w:hAnsi="Arial Narrow" w:cs="Times New Roman"/>
-                <w:sz w:val="24"/>
-                <w:szCs w:val="24"/>
-              </w:rPr>
-              <w:t>} (</w:t>
-            </w:r>
-            <w:proofErr w:type="spellStart"/>
-            <w:r>
-              <w:rPr>
-                <w:rFonts w:ascii="Arial Narrow" w:hAnsi="Arial Narrow" w:cs="Times New Roman"/>
-                <w:sz w:val="24"/>
-                <w:szCs w:val="24"/>
-              </w:rPr>
-              <w:t>tiga</w:t>
-            </w:r>
-            <w:proofErr w:type="spellEnd"/>
-            <w:r>
-              <w:rPr>
-                <w:rFonts w:ascii="Arial Narrow" w:hAnsi="Arial Narrow" w:cs="Times New Roman"/>
-                <w:sz w:val="24"/>
-                <w:szCs w:val="24"/>
-              </w:rPr>
-              <w:t xml:space="preserve"> </w:t>
-            </w:r>
-            <w:proofErr w:type="spellStart"/>
-            <w:r>
-              <w:rPr>
-                <w:rFonts w:ascii="Arial Narrow" w:hAnsi="Arial Narrow" w:cs="Times New Roman"/>
-                <w:sz w:val="24"/>
-                <w:szCs w:val="24"/>
-              </w:rPr>
-              <w:t>puluh</w:t>
-            </w:r>
-            <w:proofErr w:type="spellEnd"/>
-            <w:r>
-              <w:rPr>
-                <w:rFonts w:ascii="Arial Narrow" w:hAnsi="Arial Narrow" w:cs="Times New Roman"/>
-                <w:sz w:val="24"/>
-                <w:szCs w:val="24"/>
-              </w:rPr>
-              <w:t xml:space="preserve">) </w:t>
-            </w:r>
-            <w:proofErr w:type="spellStart"/>
-            <w:r>
-              <w:rPr>
-                <w:rFonts w:ascii="Arial Narrow" w:hAnsi="Arial Narrow" w:cs="Times New Roman"/>
-                <w:sz w:val="24"/>
-                <w:szCs w:val="24"/>
-              </w:rPr>
-              <w:t>hari</w:t>
-            </w:r>
-            <w:proofErr w:type="spellEnd"/>
-            <w:r>
-              <w:rPr>
-                <w:rFonts w:ascii="Arial Narrow" w:hAnsi="Arial Narrow" w:cs="Times New Roman"/>
-                <w:sz w:val="24"/>
-                <w:szCs w:val="24"/>
-              </w:rPr>
-              <w:t xml:space="preserve"> di ${</w:t>
-            </w:r>
-            <w:proofErr w:type="spellStart"/>
-            <w:r>
-              <w:rPr>
-                <w:rFonts w:ascii="Arial Narrow" w:hAnsi="Arial Narrow" w:cs="Times New Roman"/>
-                <w:sz w:val="24"/>
-                <w:szCs w:val="24"/>
-              </w:rPr>
-              <w:t>rutan_name</w:t>
-            </w:r>
-            <w:proofErr w:type="spellEnd"/>
-            <w:r>
-              <w:rPr>
-                <w:rFonts w:ascii="Arial Narrow" w:hAnsi="Arial Narrow" w:cs="Times New Roman"/>
-                <w:sz w:val="24"/>
-                <w:szCs w:val="24"/>
-              </w:rPr>
-              <w:t xml:space="preserve">} </w:t>
-            </w:r>
-            <w:proofErr w:type="spellStart"/>
-            <w:r>
-              <w:rPr>
-                <w:rFonts w:ascii="Arial Narrow" w:hAnsi="Arial Narrow" w:cs="Times New Roman"/>
-                <w:sz w:val="24"/>
-                <w:szCs w:val="24"/>
-              </w:rPr>
-              <w:t>dari</w:t>
-            </w:r>
-            <w:proofErr w:type="spellEnd"/>
-            <w:r>
-              <w:rPr>
-                <w:rFonts w:ascii="Arial Narrow" w:hAnsi="Arial Narrow" w:cs="Times New Roman"/>
-                <w:sz w:val="24"/>
-                <w:szCs w:val="24"/>
-              </w:rPr>
-              <w:t xml:space="preserve"> </w:t>
-            </w:r>
-            <w:proofErr w:type="spellStart"/>
-            <w:r>
-              <w:rPr>
-                <w:rFonts w:ascii="Arial Narrow" w:hAnsi="Arial Narrow" w:cs="Times New Roman"/>
-                <w:sz w:val="24"/>
-                <w:szCs w:val="24"/>
-              </w:rPr>
-              <w:t>tanggal</w:t>
-            </w:r>
-            <w:proofErr w:type="spellEnd"/>
-            <w:r>
-              <w:rPr>
-                <w:rFonts w:ascii="Arial Narrow" w:hAnsi="Arial Narrow" w:cs="Times New Roman"/>
-                <w:sz w:val="24"/>
-                <w:szCs w:val="24"/>
-              </w:rPr>
-              <w:t xml:space="preserve"> ${</w:t>
-            </w:r>
-            <w:proofErr w:type="spellStart"/>
-            <w:r>
-              <w:rPr>
-                <w:rFonts w:ascii="Arial Narrow" w:hAnsi="Arial Narrow" w:cs="Times New Roman"/>
-                <w:sz w:val="24"/>
-                <w:szCs w:val="24"/>
-              </w:rPr>
-              <w:t>extensionStartDate</w:t>
-            </w:r>
-            <w:proofErr w:type="spellEnd"/>
-            <w:r>
-              <w:rPr>
-                <w:rFonts w:ascii="Arial Narrow" w:hAnsi="Arial Narrow" w:cs="Times New Roman"/>
-                <w:sz w:val="24"/>
-                <w:szCs w:val="24"/>
-              </w:rPr>
-              <w:t xml:space="preserve">} </w:t>
-            </w:r>
-            <w:proofErr w:type="spellStart"/>
-            <w:r>
-              <w:rPr>
-                <w:rFonts w:ascii="Arial Narrow" w:hAnsi="Arial Narrow" w:cs="Times New Roman"/>
-                <w:sz w:val="24"/>
-                <w:szCs w:val="24"/>
-              </w:rPr>
-              <w:t>s.d.</w:t>
-            </w:r>
-            <w:proofErr w:type="spellEnd"/>
-            <w:r>
-              <w:rPr>
-                <w:rFonts w:ascii="Arial Narrow" w:hAnsi="Arial Narrow" w:cs="Times New Roman"/>
-                <w:sz w:val="24"/>
-                <w:szCs w:val="24"/>
-              </w:rPr>
-              <w:t xml:space="preserve"> ${</w:t>
-            </w:r>
-            <w:proofErr w:type="spellStart"/>
-            <w:r>
-              <w:rPr>
-                <w:rFonts w:ascii="Arial Narrow" w:hAnsi="Arial Narrow" w:cs="Times New Roman"/>
-                <w:sz w:val="24"/>
-                <w:szCs w:val="24"/>
-              </w:rPr>
-              <w:t>extensionEndDate</w:t>
-            </w:r>
-            <w:proofErr w:type="spellEnd"/>
-            <w:r>
-              <w:rPr>
-                <w:rFonts w:ascii="Arial Narrow" w:hAnsi="Arial Narrow" w:cs="Times New Roman"/>
-                <w:sz w:val="24"/>
-                <w:szCs w:val="24"/>
-              </w:rPr>
-              <w:t>}.</w:t>
+              <w:t xml:space="preserve">pada tanggal </w:t>
+            </w:r>
+            <w:r>
+              <w:rPr>
+                <w:rFonts w:ascii="Arial Narrow" w:hAnsi="Arial Narrow" w:cs="Times New Roman"/>
+                <w:sz w:val="24"/>
+                <w:szCs w:val="24"/>
+              </w:rPr>
+              <w:t>${kejaksaan_akhir_tanggal}, maka penyidik mengajukan permohonan kepada Ketua untuk dapatnya penahanan terhadap tersangka diperpanjang selama ${requestedExtensionDays} (tiga puluh) hari di ${rutan_name} dari tanggal ${extensionStartDate} s.d. ${extensionEndDate}.</w:t>
             </w:r>
           </w:p>
           <w:p>
@@ -5856,23 +3940,13 @@
                       <w:szCs w:val="24"/>
                     </w:rPr>
                   </w:pPr>
-                  <w:proofErr w:type="spellStart"/>
                   <w:r>
                     <w:rPr>
                       <w:rFonts w:ascii="Arial Narrow" w:hAnsi="Arial Narrow" w:cs="Times New Roman"/>
                       <w:sz w:val="24"/>
                       <w:szCs w:val="24"/>
                     </w:rPr>
-                    <w:t>Tembusan</w:t>
-                  </w:r>
-                  <w:proofErr w:type="spellEnd"/>
-                  <w:r>
-                    <w:rPr>
-                      <w:rFonts w:ascii="Arial Narrow" w:hAnsi="Arial Narrow" w:cs="Times New Roman"/>
-                      <w:sz w:val="24"/>
-                      <w:szCs w:val="24"/>
-                    </w:rPr>
-                    <w:t xml:space="preserve"> :</w:t>
+                    <w:t>Tembusan :</w:t>
                   </w:r>
                 </w:p>
               </w:tc>
@@ -5902,9 +3976,8 @@
                       <w:sz w:val="24"/>
                       <w:szCs w:val="24"/>
                     </w:rPr>
-                    <w:t>${</w:t>
+                    <w:t>${carbon</w:t>
                   </w:r>
-                  <w:proofErr w:type="spellStart"/>
                   <w:r>
                     <w:rPr>
                       <w:rFonts w:ascii="Arial Narrow" w:eastAsia="Arial Narrow" w:hAnsi="Arial Narrow" w:cs="Times New Roman"/>
@@ -5913,7 +3986,7 @@
                       <w:sz w:val="24"/>
                       <w:szCs w:val="24"/>
                     </w:rPr>
-                    <w:t>carbon</w:t>
+                    <w:t>_c</w:t>
                   </w:r>
                   <w:r>
                     <w:rPr>
@@ -5923,6 +3996,36 @@
                       <w:sz w:val="24"/>
                       <w:szCs w:val="24"/>
                     </w:rPr>
+                    <w:t>opy</w:t>
+                  </w:r>
+                  <w:r>
+                    <w:rPr>
+                      <w:rFonts w:ascii="Arial Narrow" w:eastAsia="Arial Narrow" w:hAnsi="Arial Narrow" w:cs="Times New Roman"/>
+                      <w:bCs/>
+                      <w:color w:val="000000"/>
+                      <w:sz w:val="24"/>
+                      <w:szCs w:val="24"/>
+                    </w:rPr>
+                    <w:t>_i</w:t>
+                  </w:r>
+                  <w:r>
+                    <w:rPr>
+                      <w:rFonts w:ascii="Arial Narrow" w:eastAsia="Arial Narrow" w:hAnsi="Arial Narrow" w:cs="Times New Roman"/>
+                      <w:bCs/>
+                      <w:color w:val="000000"/>
+                      <w:sz w:val="24"/>
+                      <w:szCs w:val="24"/>
+                    </w:rPr>
+                    <w:t>teration}. ${carbon</w:t>
+                  </w:r>
+                  <w:r>
+                    <w:rPr>
+                      <w:rFonts w:ascii="Arial Narrow" w:eastAsia="Arial Narrow" w:hAnsi="Arial Narrow" w:cs="Times New Roman"/>
+                      <w:bCs/>
+                      <w:color w:val="000000"/>
+                      <w:sz w:val="24"/>
+                      <w:szCs w:val="24"/>
+                    </w:rPr>
                     <w:t>_c</w:t>
                   </w:r>
                   <w:r>
@@ -5943,7 +4046,7 @@
                       <w:sz w:val="24"/>
                       <w:szCs w:val="24"/>
                     </w:rPr>
-                    <w:t>_i</w:t>
+                    <w:t>_n</w:t>
                   </w:r>
                   <w:r>
                     <w:rPr>
@@ -5953,80 +4056,7 @@
                       <w:sz w:val="24"/>
                       <w:szCs w:val="24"/>
                     </w:rPr>
-                    <w:t>teration</w:t>
-                  </w:r>
-                  <w:proofErr w:type="spellEnd"/>
-                  <w:r>
-                    <w:rPr>
-                      <w:rFonts w:ascii="Arial Narrow" w:eastAsia="Arial Narrow" w:hAnsi="Arial Narrow" w:cs="Times New Roman"/>
-                      <w:bCs/>
-                      <w:color w:val="000000"/>
-                      <w:sz w:val="24"/>
-                      <w:szCs w:val="24"/>
-                    </w:rPr>
-                    <w:t>}. ${</w:t>
-                  </w:r>
-                  <w:proofErr w:type="spellStart"/>
-                  <w:r>
-                    <w:rPr>
-                      <w:rFonts w:ascii="Arial Narrow" w:eastAsia="Arial Narrow" w:hAnsi="Arial Narrow" w:cs="Times New Roman"/>
-                      <w:bCs/>
-                      <w:color w:val="000000"/>
-                      <w:sz w:val="24"/>
-                      <w:szCs w:val="24"/>
-                    </w:rPr>
-                    <w:t>carbon</w:t>
-                  </w:r>
-                  <w:r>
-                    <w:rPr>
-                      <w:rFonts w:ascii="Arial Narrow" w:eastAsia="Arial Narrow" w:hAnsi="Arial Narrow" w:cs="Times New Roman"/>
-                      <w:bCs/>
-                      <w:color w:val="000000"/>
-                      <w:sz w:val="24"/>
-                      <w:szCs w:val="24"/>
-                    </w:rPr>
-                    <w:t>_c</w:t>
-                  </w:r>
-                  <w:r>
-                    <w:rPr>
-                      <w:rFonts w:ascii="Arial Narrow" w:eastAsia="Arial Narrow" w:hAnsi="Arial Narrow" w:cs="Times New Roman"/>
-                      <w:bCs/>
-                      <w:color w:val="000000"/>
-                      <w:sz w:val="24"/>
-                      <w:szCs w:val="24"/>
-                    </w:rPr>
-                    <w:t>opy</w:t>
-                  </w:r>
-                  <w:r>
-                    <w:rPr>
-                      <w:rFonts w:ascii="Arial Narrow" w:eastAsia="Arial Narrow" w:hAnsi="Arial Narrow" w:cs="Times New Roman"/>
-                      <w:bCs/>
-                      <w:color w:val="000000"/>
-                      <w:sz w:val="24"/>
-                      <w:szCs w:val="24"/>
-                    </w:rPr>
-                    <w:t>_n</w:t>
-                  </w:r>
-                  <w:r>
-                    <w:rPr>
-                      <w:rFonts w:ascii="Arial Narrow" w:eastAsia="Arial Narrow" w:hAnsi="Arial Narrow" w:cs="Times New Roman"/>
-                      <w:bCs/>
-                      <w:color w:val="000000"/>
-                      <w:sz w:val="24"/>
-                      <w:szCs w:val="24"/>
-                    </w:rPr>
-                    <w:t>ame</w:t>
-                  </w:r>
-                  <w:proofErr w:type="spellEnd"/>
-                  <w:r>
-                    <w:rPr>
-                      <w:rFonts w:ascii="Arial Narrow" w:eastAsia="Arial Narrow" w:hAnsi="Arial Narrow" w:cs="Times New Roman"/>
-                      <w:bCs/>
-                      <w:color w:val="000000"/>
-                      <w:sz w:val="24"/>
-                      <w:szCs w:val="24"/>
-                    </w:rPr>
-                    <w:t>}</w:t>
+                    <w:t>ame}</w:t>
                   </w:r>
                 </w:p>
               </w:tc>
@@ -6099,29 +4129,7 @@
                       <w:sz w:val="24"/>
                       <w:szCs w:val="24"/>
                     </w:rPr>
-                    <w:t>${</w:t>
-                  </w:r>
-                  <w:proofErr w:type="spellStart"/>
-                  <w:r>
-                    <w:rPr>
-                      <w:rFonts w:ascii="Arial Narrow" w:eastAsia="Arial Narrow" w:hAnsi="Arial Narrow" w:cs="Times New Roman"/>
-                      <w:bCs/>
-                      <w:color w:val="000000"/>
-                      <w:sz w:val="24"/>
-                      <w:szCs w:val="24"/>
-                    </w:rPr>
-                    <w:t>signatoryHeadText</w:t>
-                  </w:r>
-                  <w:proofErr w:type="spellEnd"/>
-                  <w:r>
-                    <w:rPr>
-                      <w:rFonts w:ascii="Arial Narrow" w:eastAsia="Arial Narrow" w:hAnsi="Arial Narrow" w:cs="Times New Roman"/>
-                      <w:bCs/>
-                      <w:color w:val="000000"/>
-                      <w:sz w:val="24"/>
-                      <w:szCs w:val="24"/>
-                    </w:rPr>
-                    <w:t>}</w:t>
+                    <w:t>${signatoryHeadText}</w:t>
                   </w:r>
                 </w:p>
               </w:tc>
@@ -6153,29 +4161,7 @@
                       <w:sz w:val="24"/>
                       <w:szCs w:val="24"/>
                     </w:rPr>
-                    <w:t>${</w:t>
-                  </w:r>
-                  <w:proofErr w:type="spellStart"/>
-                  <w:r>
-                    <w:rPr>
-                      <w:rFonts w:ascii="Arial Narrow" w:eastAsia="Arial Narrow" w:hAnsi="Arial Narrow" w:cs="Times New Roman"/>
-                      <w:bCs/>
-                      <w:color w:val="000000"/>
-                      <w:sz w:val="24"/>
-                      <w:szCs w:val="24"/>
-                    </w:rPr>
-                    <w:t>signatoryPositionName</w:t>
-                  </w:r>
-                  <w:proofErr w:type="spellEnd"/>
-                  <w:r>
-                    <w:rPr>
-                      <w:rFonts w:ascii="Arial Narrow" w:eastAsia="Arial Narrow" w:hAnsi="Arial Narrow" w:cs="Times New Roman"/>
-                      <w:bCs/>
-                      <w:color w:val="000000"/>
-                      <w:sz w:val="24"/>
-                      <w:szCs w:val="24"/>
-                    </w:rPr>
-                    <w:t>}</w:t>
+                    <w:t>${signatoryPositionName}</w:t>
                   </w:r>
                 </w:p>
               </w:tc>
@@ -6309,29 +4295,7 @@
                             <w:sz w:val="24"/>
                             <w:szCs w:val="24"/>
                           </w:rPr>
-                          <w:t>${</w:t>
-                        </w:r>
-                        <w:proofErr w:type="spellStart"/>
-                        <w:r>
-                          <w:rPr>
-                            <w:rFonts w:ascii="Arial Narrow" w:eastAsia="Arial Narrow" w:hAnsi="Arial Narrow" w:cs="Times New Roman"/>
-                            <w:b/>
-                            <w:color w:val="000000"/>
-                            <w:sz w:val="24"/>
-                            <w:szCs w:val="24"/>
-                          </w:rPr>
-                          <w:t>signatoryName</w:t>
-                        </w:r>
-                        <w:proofErr w:type="spellEnd"/>
-                        <w:r>
-                          <w:rPr>
-                            <w:rFonts w:ascii="Arial Narrow" w:eastAsia="Arial Narrow" w:hAnsi="Arial Narrow" w:cs="Times New Roman"/>
-                            <w:b/>
-                            <w:color w:val="000000"/>
-                            <w:sz w:val="24"/>
-                            <w:szCs w:val="24"/>
-                          </w:rPr>
-                          <w:t>}</w:t>
+                          <w:t>${signatoryName}</w:t>
                         </w:r>
                       </w:p>
                     </w:tc>
@@ -6367,29 +4331,7 @@
                             <w:sz w:val="24"/>
                             <w:szCs w:val="24"/>
                           </w:rPr>
-                          <w:t>${</w:t>
-                        </w:r>
-                        <w:proofErr w:type="spellStart"/>
-                        <w:r>
-                          <w:rPr>
-                            <w:rFonts w:ascii="Arial Narrow" w:eastAsia="Arial Narrow" w:hAnsi="Arial Narrow" w:cs="Times New Roman"/>
-                            <w:bCs/>
-                            <w:color w:val="000000"/>
-                            <w:sz w:val="24"/>
-                            <w:szCs w:val="24"/>
-                          </w:rPr>
-                          <w:t>signatoryRankName</w:t>
-                        </w:r>
-                        <w:proofErr w:type="spellEnd"/>
-                        <w:r>
-                          <w:rPr>
-                            <w:rFonts w:ascii="Arial Narrow" w:eastAsia="Arial Narrow" w:hAnsi="Arial Narrow" w:cs="Times New Roman"/>
-                            <w:bCs/>
-                            <w:color w:val="000000"/>
-                            <w:sz w:val="24"/>
-                            <w:szCs w:val="24"/>
-                          </w:rPr>
-                          <w:t>}</w:t>
+                          <w:t>${signatoryRankName}</w:t>
                         </w:r>
                         <w:r>
                           <w:rPr>
@@ -6409,29 +4351,7 @@
                             <w:sz w:val="24"/>
                             <w:szCs w:val="24"/>
                           </w:rPr>
-                          <w:t>${</w:t>
-                        </w:r>
-                        <w:proofErr w:type="spellStart"/>
-                        <w:r>
-                          <w:rPr>
-                            <w:rFonts w:ascii="Arial Narrow" w:eastAsia="Arial Narrow" w:hAnsi="Arial Narrow" w:cs="Times New Roman"/>
-                            <w:bCs/>
-                            <w:color w:val="000000"/>
-                            <w:sz w:val="24"/>
-                            <w:szCs w:val="24"/>
-                          </w:rPr>
-                          <w:t>signatoryRegisterNumber</w:t>
-                        </w:r>
-                        <w:proofErr w:type="spellEnd"/>
-                        <w:r>
-                          <w:rPr>
-                            <w:rFonts w:ascii="Arial Narrow" w:eastAsia="Arial Narrow" w:hAnsi="Arial Narrow" w:cs="Times New Roman"/>
-                            <w:bCs/>
-                            <w:color w:val="000000"/>
-                            <w:sz w:val="24"/>
-                            <w:szCs w:val="24"/>
-                          </w:rPr>
-                          <w:t>}</w:t>
+                          <w:t>${signatoryRegisterNumber}</w:t>
                         </w:r>
                       </w:p>
                     </w:tc>

--- a/public/word-template/surat_permintaan_perpanjangan_penahanan_pertama_30_hari.docx
+++ b/public/word-template/surat_permintaan_perpanjangan_penahanan_pertama_30_hari.docx
@@ -243,6 +243,7 @@
           </w:p>
           <w:p>
             <w:pPr>
+              <w:jc w:val="both"/>
               <w:rPr>
                 <w:rFonts w:ascii="Arial Narrow" w:eastAsia="Times New Roman" w:hAnsi="Arial Narrow" w:cs="Times New Roman"/>
                 <w:color w:val="444444"/>
@@ -259,38 +260,7 @@
                 <w:sz w:val="24"/>
                 <w:szCs w:val="24"/>
               </w:rPr>
-              <w:t xml:space="preserve">                                      </w:t>
-            </w:r>
-            <w:r>
-              <w:rPr>
-                <w:rFonts w:ascii="Arial Narrow" w:hAnsi="Arial Narrow" w:cs="Times New Roman"/>
-                <w:color w:val="000000"/>
-                <w:sz w:val="24"/>
-                <w:szCs w:val="24"/>
-              </w:rPr>
-              <w:t>${documentLocation}</w:t>
-            </w:r>
-          </w:p>
-          <w:p>
-            <w:pPr>
-              <w:jc w:val="both"/>
-              <w:rPr>
-                <w:rFonts w:ascii="Arial Narrow" w:eastAsia="Times New Roman" w:hAnsi="Arial Narrow" w:cs="Times New Roman"/>
-                <w:color w:val="444444"/>
-                <w:sz w:val="24"/>
-                <w:szCs w:val="24"/>
-                <w:shd w:val="clear" w:color="auto" w:fill="FFFFFF"/>
-                <w:lang w:eastAsia="en-ID"/>
-              </w:rPr>
-            </w:pPr>
-            <w:r>
-              <w:rPr>
-                <w:rFonts w:ascii="Arial Narrow" w:hAnsi="Arial Narrow" w:cs="Times New Roman"/>
-                <w:color w:val="000000"/>
-                <w:sz w:val="24"/>
-                <w:szCs w:val="24"/>
-              </w:rPr>
-              <w:t>${documentCity}, ${documentDate}</w:t>
+              <w:t>${documentLocation}, ${documentDate}</w:t>
             </w:r>
           </w:p>
         </w:tc>
@@ -1340,7 +1310,7 @@
                 <w:szCs w:val="24"/>
                 <w:u w:val="single"/>
               </w:rPr>
-              <w:t>${prosecutorLocation}</w:t>
+              <w:t>${courtLocation}</w:t>
             </w:r>
           </w:p>
         </w:tc>
